--- a/Symphony/data/raw/report_outputs/Cases_Management_Report_Completed_tables_filled_final.docx
+++ b/Symphony/data/raw/report_outputs/Cases_Management_Report_Completed_tables_filled_final.docx
@@ -33,34 +33,8 @@
       <w:pPr>
         <w:jc w:val="center"/>
       </w:pPr>
-      <w:proofErr w:type="gramStart"/>
       <w:r>
-        <w:rPr>
-          <w:color w:val="646464"/>
-          <w:sz w:val="18"/>
-        </w:rPr>
-      </w:r>
-      <w:r>
-        <w:rPr>
-          <w:color w:val="646464"/>
-          <w:sz w:val="18"/>
-        </w:rPr>
-      </w:r>
-      <w:proofErr w:type="gramEnd"/>
-      <w:r>
-        <w:rPr>
-          <w:color w:val="646464"/>
-          <w:sz w:val="18"/>
-        </w:rPr>
-      </w:r>
-      <w:r>
-        <w:rPr>
-          <w:color w:val="646464"/>
-          <w:sz w:val="18"/>
-        </w:rPr>
-      </w:r>
-      <w:r>
-        <w:t>Source: Source files: Symphony_Casea_Last_12-Months.csv (case data) and Symphony_SLA_Last_12-Months.csv (SLA durations), merged on case number. Derived dataset: Merged_Cases_With_SLA_Formatted.csv. Report generated: 2026-07-29 22:37:34.</w:t>
+        <w:t>Source: data/raw/Symphony_Casea_Last_12-Months.csv</w:t>
       </w:r>
     </w:p>
     <w:tbl>
@@ -102,31 +76,6 @@
               </w:rPr>
             </w:pPr>
             <w:r>
-              <w:rPr>
-                <w:b/>
-                <w:bCs/>
-                <w:sz w:val="34"/>
-                <w:szCs w:val="34"/>
-              </w:rPr>
-            </w:r>
-            <w:r>
-              <w:rPr>
-                <w:b/>
-                <w:bCs/>
-                <w:sz w:val="34"/>
-                <w:szCs w:val="34"/>
-              </w:rPr>
-            </w:r>
-            <w:r>
-              <w:rPr>
-                <w:b/>
-                <w:bCs/>
-                <w:sz w:val="34"/>
-                <w:szCs w:val="34"/>
-              </w:rPr>
-            </w:r>
-            <w:r/>
-            <w:r>
               <w:t>958</w:t>
             </w:r>
           </w:p>
@@ -153,42 +102,7 @@
               </w:rPr>
             </w:pPr>
             <w:r>
-              <w:rPr>
-                <w:b/>
-                <w:bCs/>
-                <w:sz w:val="34"/>
-                <w:szCs w:val="34"/>
-              </w:rPr>
-            </w:r>
-            <w:r>
-              <w:rPr>
-                <w:b/>
-                <w:bCs/>
-                <w:sz w:val="34"/>
-                <w:szCs w:val="34"/>
-              </w:rPr>
-            </w:r>
-            <w:proofErr w:type="spellStart"/>
-            <w:r>
-              <w:rPr>
-                <w:b/>
-                <w:bCs/>
-                <w:sz w:val="34"/>
-                <w:szCs w:val="34"/>
-              </w:rPr>
-            </w:r>
-            <w:proofErr w:type="spellEnd"/>
-            <w:r>
-              <w:rPr>
-                <w:b/>
-                <w:bCs/>
-                <w:sz w:val="34"/>
-                <w:szCs w:val="34"/>
-              </w:rPr>
-            </w:r>
-            <w:r/>
-            <w:r>
-              <w:t>Open: 58 / Resolved: 900</w:t>
+              <w:t>30</w:t>
             </w:r>
           </w:p>
         </w:tc>
@@ -208,29 +122,7 @@
               <w:jc w:val="center"/>
             </w:pPr>
             <w:r>
-              <w:rPr>
-                <w:b/>
-                <w:color w:val="FFFFFF"/>
-                <w:sz w:val="34"/>
-              </w:rPr>
-            </w:r>
-            <w:r>
-              <w:rPr>
-                <w:b/>
-                <w:color w:val="FFFFFF"/>
-                <w:sz w:val="34"/>
-              </w:rPr>
-            </w:r>
-            <w:r>
-              <w:rPr>
-                <w:b/>
-                <w:color w:val="FFFFFF"/>
-                <w:sz w:val="34"/>
-              </w:rPr>
-            </w:r>
-            <w:r/>
-            <w:r>
-              <w:t>Median: 2 days, 1 hrs, 10 mins; P90: 20 days, 16 hrs, 45 mins</w:t>
+              <w:t>2 days, 1 hrs, 10 mins</w:t>
             </w:r>
           </w:p>
         </w:tc>
@@ -250,15 +142,7 @@
               <w:jc w:val="center"/>
             </w:pPr>
             <w:r>
-              <w:rPr>
-                <w:b/>
-                <w:color w:val="FFFFFF"/>
-                <w:sz w:val="34"/>
-              </w:rPr>
-            </w:r>
-            <w:r/>
-            <w:r>
-              <w:t>Audit / IG / access investigation</w:t>
+              <w:t>Integration &amp; Interfaces</w:t>
             </w:r>
           </w:p>
         </w:tc>
@@ -420,16 +304,19 @@
           </w:tcPr>
           <w:p>
             <w:r>
-              <w:rPr>
-                <w:b/>
-                <w:color w:val="153D64"/>
-                <w:sz w:val="21"/>
-              </w:rPr>
-            </w:r>
-            <w:r/>
-            <w:r/>
-            <w:r>
-              <w:t>This report covers 958 Symphony cases. The data window is 03/07/2025 - 29/07/2026. Demand concentration: highest-volume theme is 'Audit / IG / access investigation' (see Trend Distribution). Primary service metric: median time to resolution is 2 days, 1 hrs, 10 mins, with P90 of 20 days, 16 hrs, 45 mins. Current backlog: 30 unresolved cases; median open age 15 days, 7 hrs, 53 mins, P90 312 days, 2 hrs, 31 mins. Recommended priorities: (1) rapidly create KB articles and automation for high-volume, low-complexity issues; (2) strengthen triage to reduce P90 resolution; (3) remediate recurring environmental/import processes causing operational noise.</w:t>
+              <w:t>Executive Summary (Symphony Support Trend Analysis):</w:t>
+              <w:br/>
+              <w:br/>
+              <w:t>Over the 12-month evaluation period, 958 Symphony cases were analysed. Support demand is heavily concentrated in two primary operational categories: Integration &amp; Interfaces (500 cases / 52.2%) and Access &amp; Security (228 cases / 23.8%), together accounting for 76.0% of all ticket volume.</w:t>
+              <w:br/>
+              <w:br/>
+              <w:t>Key Insights for Leadership:</w:t>
+              <w:br/>
+              <w:t>1. Emergency &amp; Acute Interface Demand: Integration failures (HL7 messaging / DAD interop) represent 268 cases, while external NHS dependencies (SCR, TIE, ODS, GP Import) account for 230 cases.</w:t>
+              <w:br/>
+              <w:t>2. High Information Governance Audit Overhead: Record access history and IG viewing audits represent 151 cases (15.8% of overall volume), averaging 19h 2m SLA business duration.</w:t>
+              <w:br/>
+              <w:t>3. Strategic Actions: Leadership should implement (P1) automated interface queue monitoring &amp; retries and (P1) an automated self-service Information Governance audit extraction portal.</w:t>
             </w:r>
           </w:p>
           <w:p>
@@ -562,11 +449,24 @@
         </w:tc>
       </w:tr>
       <w:tr>
-        <w:tc>
-          <w:tcPr>
-            <w:tcW w:type="dxa" w:w="3404"/>
-          </w:tcPr>
-          <w:p>
+        <w:trPr>
+          <w:jc w:val="center"/>
+        </w:trPr>
+        <w:tc>
+          <w:tcPr>
+            <w:tcW w:w="3404" w:type="dxa"/>
+            <w:tcMar>
+              <w:top w:w="80" w:type="dxa"/>
+              <w:left w:w="80" w:type="dxa"/>
+              <w:bottom w:w="80" w:type="dxa"/>
+              <w:right w:w="80" w:type="dxa"/>
+            </w:tcMar>
+            <w:vAlign w:val="center"/>
+          </w:tcPr>
+          <w:p>
+            <w:pPr>
+              <w:spacing w:after="40" w:line="252" w:lineRule="auto"/>
+            </w:pPr>
             <w:r>
               <w:t>Total cases analysed</w:t>
             </w:r>
@@ -574,9 +474,19 @@
         </w:tc>
         <w:tc>
           <w:tcPr>
-            <w:tcW w:type="dxa" w:w="3405"/>
-          </w:tcPr>
-          <w:p>
+            <w:tcW w:w="3405" w:type="dxa"/>
+            <w:tcMar>
+              <w:top w:w="80" w:type="dxa"/>
+              <w:left w:w="80" w:type="dxa"/>
+              <w:bottom w:w="80" w:type="dxa"/>
+              <w:right w:w="80" w:type="dxa"/>
+            </w:tcMar>
+            <w:vAlign w:val="center"/>
+          </w:tcPr>
+          <w:p>
+            <w:pPr>
+              <w:spacing w:after="40" w:line="252" w:lineRule="auto"/>
+            </w:pPr>
             <w:r>
               <w:t>958</w:t>
             </w:r>
@@ -584,21 +494,44 @@
         </w:tc>
         <w:tc>
           <w:tcPr>
-            <w:tcW w:type="dxa" w:w="3405"/>
-          </w:tcPr>
-          <w:p>
-            <w:r>
-              <w:t>As counted in merged dataset</w:t>
+            <w:tcW w:w="3405" w:type="dxa"/>
+            <w:tcMar>
+              <w:top w:w="80" w:type="dxa"/>
+              <w:left w:w="80" w:type="dxa"/>
+              <w:bottom w:w="80" w:type="dxa"/>
+              <w:right w:w="80" w:type="dxa"/>
+            </w:tcMar>
+            <w:vAlign w:val="center"/>
+          </w:tcPr>
+          <w:p>
+            <w:pPr>
+              <w:spacing w:after="40" w:line="252" w:lineRule="auto"/>
+            </w:pPr>
+            <w:r>
+              <w:t>Total cases in Symphony export</w:t>
             </w:r>
           </w:p>
         </w:tc>
       </w:tr>
       <w:tr>
-        <w:tc>
-          <w:tcPr>
-            <w:tcW w:type="dxa" w:w="3404"/>
-          </w:tcPr>
-          <w:p>
+        <w:trPr>
+          <w:jc w:val="center"/>
+        </w:trPr>
+        <w:tc>
+          <w:tcPr>
+            <w:tcW w:w="3404" w:type="dxa"/>
+            <w:tcMar>
+              <w:top w:w="80" w:type="dxa"/>
+              <w:left w:w="80" w:type="dxa"/>
+              <w:bottom w:w="80" w:type="dxa"/>
+              <w:right w:w="80" w:type="dxa"/>
+            </w:tcMar>
+            <w:vAlign w:val="center"/>
+          </w:tcPr>
+          <w:p>
+            <w:pPr>
+              <w:spacing w:after="40" w:line="252" w:lineRule="auto"/>
+            </w:pPr>
             <w:r>
               <w:t>Created date range</w:t>
             </w:r>
@@ -606,9 +539,19 @@
         </w:tc>
         <w:tc>
           <w:tcPr>
-            <w:tcW w:type="dxa" w:w="3405"/>
-          </w:tcPr>
-          <w:p>
+            <w:tcW w:w="3405" w:type="dxa"/>
+            <w:tcMar>
+              <w:top w:w="80" w:type="dxa"/>
+              <w:left w:w="80" w:type="dxa"/>
+              <w:bottom w:w="80" w:type="dxa"/>
+              <w:right w:w="80" w:type="dxa"/>
+            </w:tcMar>
+            <w:vAlign w:val="center"/>
+          </w:tcPr>
+          <w:p>
+            <w:pPr>
+              <w:spacing w:after="40" w:line="252" w:lineRule="auto"/>
+            </w:pPr>
             <w:r>
               <w:t>03/07/2025 - 29/07/2026</w:t>
             </w:r>
@@ -616,21 +559,44 @@
         </w:tc>
         <w:tc>
           <w:tcPr>
-            <w:tcW w:type="dxa" w:w="3405"/>
-          </w:tcPr>
-          <w:p>
-            <w:r>
-              <w:t>Date range of case creation (sys_created_on).</w:t>
+            <w:tcW w:w="3405" w:type="dxa"/>
+            <w:tcMar>
+              <w:top w:w="80" w:type="dxa"/>
+              <w:left w:w="80" w:type="dxa"/>
+              <w:bottom w:w="80" w:type="dxa"/>
+              <w:right w:w="80" w:type="dxa"/>
+            </w:tcMar>
+            <w:vAlign w:val="center"/>
+          </w:tcPr>
+          <w:p>
+            <w:pPr>
+              <w:spacing w:after="40" w:line="252" w:lineRule="auto"/>
+            </w:pPr>
+            <w:r>
+              <w:t>Creation period (sys_created_on)</w:t>
             </w:r>
           </w:p>
         </w:tc>
       </w:tr>
       <w:tr>
-        <w:tc>
-          <w:tcPr>
-            <w:tcW w:type="dxa" w:w="3404"/>
-          </w:tcPr>
-          <w:p>
+        <w:trPr>
+          <w:jc w:val="center"/>
+        </w:trPr>
+        <w:tc>
+          <w:tcPr>
+            <w:tcW w:w="3404" w:type="dxa"/>
+            <w:tcMar>
+              <w:top w:w="80" w:type="dxa"/>
+              <w:left w:w="80" w:type="dxa"/>
+              <w:bottom w:w="80" w:type="dxa"/>
+              <w:right w:w="80" w:type="dxa"/>
+            </w:tcMar>
+            <w:vAlign w:val="center"/>
+          </w:tcPr>
+          <w:p>
+            <w:pPr>
+              <w:spacing w:after="40" w:line="252" w:lineRule="auto"/>
+            </w:pPr>
             <w:r>
               <w:t>Current unresolved cases</w:t>
             </w:r>
@@ -638,9 +604,19 @@
         </w:tc>
         <w:tc>
           <w:tcPr>
-            <w:tcW w:type="dxa" w:w="3405"/>
-          </w:tcPr>
-          <w:p>
+            <w:tcW w:w="3405" w:type="dxa"/>
+            <w:tcMar>
+              <w:top w:w="80" w:type="dxa"/>
+              <w:left w:w="80" w:type="dxa"/>
+              <w:bottom w:w="80" w:type="dxa"/>
+              <w:right w:w="80" w:type="dxa"/>
+            </w:tcMar>
+            <w:vAlign w:val="center"/>
+          </w:tcPr>
+          <w:p>
+            <w:pPr>
+              <w:spacing w:after="40" w:line="252" w:lineRule="auto"/>
+            </w:pPr>
             <w:r>
               <w:t>30</w:t>
             </w:r>
@@ -648,21 +624,44 @@
         </w:tc>
         <w:tc>
           <w:tcPr>
-            <w:tcW w:type="dxa" w:w="3405"/>
-          </w:tcPr>
-          <w:p>
-            <w:r>
-              <w:t>Cases without a resolved date (resolved_at empty). Includes any non-Closed states.</w:t>
+            <w:tcW w:w="3405" w:type="dxa"/>
+            <w:tcMar>
+              <w:top w:w="80" w:type="dxa"/>
+              <w:left w:w="80" w:type="dxa"/>
+              <w:bottom w:w="80" w:type="dxa"/>
+              <w:right w:w="80" w:type="dxa"/>
+            </w:tcMar>
+            <w:vAlign w:val="center"/>
+          </w:tcPr>
+          <w:p>
+            <w:pPr>
+              <w:spacing w:after="40" w:line="252" w:lineRule="auto"/>
+            </w:pPr>
+            <w:r>
+              <w:t>Cases without resolution timestamp</w:t>
             </w:r>
           </w:p>
         </w:tc>
       </w:tr>
       <w:tr>
-        <w:tc>
-          <w:tcPr>
-            <w:tcW w:type="dxa" w:w="3404"/>
-          </w:tcPr>
-          <w:p>
+        <w:trPr>
+          <w:jc w:val="center"/>
+        </w:trPr>
+        <w:tc>
+          <w:tcPr>
+            <w:tcW w:w="3404" w:type="dxa"/>
+            <w:tcMar>
+              <w:top w:w="80" w:type="dxa"/>
+              <w:left w:w="80" w:type="dxa"/>
+              <w:bottom w:w="80" w:type="dxa"/>
+              <w:right w:w="80" w:type="dxa"/>
+            </w:tcMar>
+            <w:vAlign w:val="center"/>
+          </w:tcPr>
+          <w:p>
+            <w:pPr>
+              <w:spacing w:after="40" w:line="252" w:lineRule="auto"/>
+            </w:pPr>
             <w:r>
               <w:t>Median open age</w:t>
             </w:r>
@@ -670,73 +669,149 @@
         </w:tc>
         <w:tc>
           <w:tcPr>
-            <w:tcW w:type="dxa" w:w="3405"/>
-          </w:tcPr>
-          <w:p>
-            <w:r>
-              <w:t>15 days, 7 hrs, 53 mins</w:t>
-            </w:r>
-          </w:p>
-        </w:tc>
-        <w:tc>
-          <w:tcPr>
-            <w:tcW w:type="dxa" w:w="3405"/>
-          </w:tcPr>
-          <w:p>
-            <w:r>
-              <w:t>Median age for currently unresolved cases: duration since creation.</w:t>
+            <w:tcW w:w="3405" w:type="dxa"/>
+            <w:tcMar>
+              <w:top w:w="80" w:type="dxa"/>
+              <w:left w:w="80" w:type="dxa"/>
+              <w:bottom w:w="80" w:type="dxa"/>
+              <w:right w:w="80" w:type="dxa"/>
+            </w:tcMar>
+            <w:vAlign w:val="center"/>
+          </w:tcPr>
+          <w:p>
+            <w:pPr>
+              <w:spacing w:after="40" w:line="252" w:lineRule="auto"/>
+            </w:pPr>
+            <w:r>
+              <w:t>16 days, 9 hrs, 15 mins</w:t>
+            </w:r>
+          </w:p>
+        </w:tc>
+        <w:tc>
+          <w:tcPr>
+            <w:tcW w:w="3405" w:type="dxa"/>
+            <w:tcMar>
+              <w:top w:w="80" w:type="dxa"/>
+              <w:left w:w="80" w:type="dxa"/>
+              <w:bottom w:w="80" w:type="dxa"/>
+              <w:right w:w="80" w:type="dxa"/>
+            </w:tcMar>
+            <w:vAlign w:val="center"/>
+          </w:tcPr>
+          <w:p>
+            <w:pPr>
+              <w:spacing w:after="40" w:line="252" w:lineRule="auto"/>
+            </w:pPr>
+            <w:r>
+              <w:t>Median age for open cases</w:t>
             </w:r>
           </w:p>
         </w:tc>
       </w:tr>
       <w:tr>
-        <w:tc>
-          <w:tcPr>
-            <w:tcW w:type="dxa" w:w="3404"/>
-          </w:tcPr>
-          <w:p>
-            <w:r>
-              <w:t>90th percentile open age</w:t>
-            </w:r>
-          </w:p>
-        </w:tc>
-        <w:tc>
-          <w:tcPr>
-            <w:tcW w:type="dxa" w:w="3405"/>
-          </w:tcPr>
-          <w:p>
-            <w:r>
-              <w:t>312 days, 2 hrs, 31 mins</w:t>
-            </w:r>
-          </w:p>
-        </w:tc>
-        <w:tc>
-          <w:tcPr>
-            <w:tcW w:type="dxa" w:w="3405"/>
-          </w:tcPr>
-          <w:p>
-            <w:r>
-              <w:t>P90 age for currently unresolved cases.</w:t>
+        <w:trPr>
+          <w:jc w:val="center"/>
+        </w:trPr>
+        <w:tc>
+          <w:tcPr>
+            <w:tcW w:w="3404" w:type="dxa"/>
+            <w:tcMar>
+              <w:top w:w="80" w:type="dxa"/>
+              <w:left w:w="80" w:type="dxa"/>
+              <w:bottom w:w="80" w:type="dxa"/>
+              <w:right w:w="80" w:type="dxa"/>
+            </w:tcMar>
+            <w:vAlign w:val="center"/>
+          </w:tcPr>
+          <w:p>
+            <w:pPr>
+              <w:spacing w:after="40" w:line="252" w:lineRule="auto"/>
+            </w:pPr>
+            <w:r>
+              <w:t>P90 open age</w:t>
+            </w:r>
+          </w:p>
+        </w:tc>
+        <w:tc>
+          <w:tcPr>
+            <w:tcW w:w="3405" w:type="dxa"/>
+            <w:tcMar>
+              <w:top w:w="80" w:type="dxa"/>
+              <w:left w:w="80" w:type="dxa"/>
+              <w:bottom w:w="80" w:type="dxa"/>
+              <w:right w:w="80" w:type="dxa"/>
+            </w:tcMar>
+            <w:vAlign w:val="center"/>
+          </w:tcPr>
+          <w:p>
+            <w:pPr>
+              <w:spacing w:after="40" w:line="252" w:lineRule="auto"/>
+            </w:pPr>
+            <w:r>
+              <w:t>310 days, 8 hrs, 43 mins</w:t>
+            </w:r>
+          </w:p>
+        </w:tc>
+        <w:tc>
+          <w:tcPr>
+            <w:tcW w:w="3405" w:type="dxa"/>
+            <w:tcMar>
+              <w:top w:w="80" w:type="dxa"/>
+              <w:left w:w="80" w:type="dxa"/>
+              <w:bottom w:w="80" w:type="dxa"/>
+              <w:right w:w="80" w:type="dxa"/>
+            </w:tcMar>
+            <w:vAlign w:val="center"/>
+          </w:tcPr>
+          <w:p>
+            <w:pPr>
+              <w:spacing w:after="40" w:line="252" w:lineRule="auto"/>
+            </w:pPr>
+            <w:r>
+              <w:t>P90 age for open cases</w:t>
             </w:r>
           </w:p>
         </w:tc>
       </w:tr>
       <w:tr>
-        <w:tc>
-          <w:tcPr>
-            <w:tcW w:type="dxa" w:w="3404"/>
-          </w:tcPr>
-          <w:p>
-            <w:r>
-              <w:t>Resolved/closed with resolution date</w:t>
-            </w:r>
-          </w:p>
-        </w:tc>
-        <w:tc>
-          <w:tcPr>
-            <w:tcW w:type="dxa" w:w="3405"/>
-          </w:tcPr>
-          <w:p>
+        <w:trPr>
+          <w:jc w:val="center"/>
+        </w:trPr>
+        <w:tc>
+          <w:tcPr>
+            <w:tcW w:w="3404" w:type="dxa"/>
+            <w:tcMar>
+              <w:top w:w="80" w:type="dxa"/>
+              <w:left w:w="80" w:type="dxa"/>
+              <w:bottom w:w="80" w:type="dxa"/>
+              <w:right w:w="80" w:type="dxa"/>
+            </w:tcMar>
+            <w:vAlign w:val="center"/>
+          </w:tcPr>
+          <w:p>
+            <w:pPr>
+              <w:spacing w:after="40" w:line="252" w:lineRule="auto"/>
+            </w:pPr>
+            <w:r>
+              <w:t>Cases resolved with date</w:t>
+            </w:r>
+          </w:p>
+        </w:tc>
+        <w:tc>
+          <w:tcPr>
+            <w:tcW w:w="3405" w:type="dxa"/>
+            <w:tcMar>
+              <w:top w:w="80" w:type="dxa"/>
+              <w:left w:w="80" w:type="dxa"/>
+              <w:bottom w:w="80" w:type="dxa"/>
+              <w:right w:w="80" w:type="dxa"/>
+            </w:tcMar>
+            <w:vAlign w:val="center"/>
+          </w:tcPr>
+          <w:p>
+            <w:pPr>
+              <w:spacing w:after="40" w:line="252" w:lineRule="auto"/>
+            </w:pPr>
             <w:r>
               <w:t>928</w:t>
             </w:r>
@@ -744,31 +819,64 @@
         </w:tc>
         <w:tc>
           <w:tcPr>
-            <w:tcW w:type="dxa" w:w="3405"/>
-          </w:tcPr>
-          <w:p>
-            <w:r>
-              <w:t>Count of cases with a resolved date present.</w:t>
+            <w:tcW w:w="3405" w:type="dxa"/>
+            <w:tcMar>
+              <w:top w:w="80" w:type="dxa"/>
+              <w:left w:w="80" w:type="dxa"/>
+              <w:bottom w:w="80" w:type="dxa"/>
+              <w:right w:w="80" w:type="dxa"/>
+            </w:tcMar>
+            <w:vAlign w:val="center"/>
+          </w:tcPr>
+          <w:p>
+            <w:pPr>
+              <w:spacing w:after="40" w:line="252" w:lineRule="auto"/>
+            </w:pPr>
+            <w:r>
+              <w:t>Cases with valid resolution date</w:t>
             </w:r>
           </w:p>
         </w:tc>
       </w:tr>
       <w:tr>
-        <w:tc>
-          <w:tcPr>
-            <w:tcW w:type="dxa" w:w="3404"/>
-          </w:tcPr>
-          <w:p>
-            <w:r>
-              <w:t>Median resolution duration</w:t>
-            </w:r>
-          </w:p>
-        </w:tc>
-        <w:tc>
-          <w:tcPr>
-            <w:tcW w:type="dxa" w:w="3405"/>
-          </w:tcPr>
-          <w:p>
+        <w:trPr>
+          <w:jc w:val="center"/>
+        </w:trPr>
+        <w:tc>
+          <w:tcPr>
+            <w:tcW w:w="3404" w:type="dxa"/>
+            <w:tcMar>
+              <w:top w:w="80" w:type="dxa"/>
+              <w:left w:w="80" w:type="dxa"/>
+              <w:bottom w:w="80" w:type="dxa"/>
+              <w:right w:w="80" w:type="dxa"/>
+            </w:tcMar>
+            <w:vAlign w:val="center"/>
+          </w:tcPr>
+          <w:p>
+            <w:pPr>
+              <w:spacing w:after="40" w:line="252" w:lineRule="auto"/>
+            </w:pPr>
+            <w:r>
+              <w:t>Median time to resolution (TTR)</w:t>
+            </w:r>
+          </w:p>
+        </w:tc>
+        <w:tc>
+          <w:tcPr>
+            <w:tcW w:w="3405" w:type="dxa"/>
+            <w:tcMar>
+              <w:top w:w="80" w:type="dxa"/>
+              <w:left w:w="80" w:type="dxa"/>
+              <w:bottom w:w="80" w:type="dxa"/>
+              <w:right w:w="80" w:type="dxa"/>
+            </w:tcMar>
+            <w:vAlign w:val="center"/>
+          </w:tcPr>
+          <w:p>
+            <w:pPr>
+              <w:spacing w:after="40" w:line="252" w:lineRule="auto"/>
+            </w:pPr>
             <w:r>
               <w:t>2 days, 1 hrs, 10 mins</w:t>
             </w:r>
@@ -776,43 +884,86 @@
         </w:tc>
         <w:tc>
           <w:tcPr>
-            <w:tcW w:type="dxa" w:w="3405"/>
-          </w:tcPr>
-          <w:p>
-            <w:r>
-              <w:t>Median time-to-resolution for resolved cases (Created -&gt; Resolved).</w:t>
+            <w:tcW w:w="3405" w:type="dxa"/>
+            <w:tcMar>
+              <w:top w:w="80" w:type="dxa"/>
+              <w:left w:w="80" w:type="dxa"/>
+              <w:bottom w:w="80" w:type="dxa"/>
+              <w:right w:w="80" w:type="dxa"/>
+            </w:tcMar>
+            <w:vAlign w:val="center"/>
+          </w:tcPr>
+          <w:p>
+            <w:pPr>
+              <w:spacing w:after="40" w:line="252" w:lineRule="auto"/>
+            </w:pPr>
+            <w:r>
+              <w:t>Median duration from created to resolved</w:t>
             </w:r>
           </w:p>
         </w:tc>
       </w:tr>
       <w:tr>
-        <w:tc>
-          <w:tcPr>
-            <w:tcW w:type="dxa" w:w="3404"/>
-          </w:tcPr>
-          <w:p>
-            <w:r>
-              <w:t>90th percentile resolution duration</w:t>
-            </w:r>
-          </w:p>
-        </w:tc>
-        <w:tc>
-          <w:tcPr>
-            <w:tcW w:type="dxa" w:w="3405"/>
-          </w:tcPr>
-          <w:p>
-            <w:r>
-              <w:t>20 days, 16 hrs, 45 mins</w:t>
-            </w:r>
-          </w:p>
-        </w:tc>
-        <w:tc>
-          <w:tcPr>
-            <w:tcW w:type="dxa" w:w="3405"/>
-          </w:tcPr>
-          <w:p>
-            <w:r>
-              <w:t>P90 time-to-resolution for resolved cases.</w:t>
+        <w:trPr>
+          <w:jc w:val="center"/>
+        </w:trPr>
+        <w:tc>
+          <w:tcPr>
+            <w:tcW w:w="3404" w:type="dxa"/>
+            <w:tcMar>
+              <w:top w:w="80" w:type="dxa"/>
+              <w:left w:w="80" w:type="dxa"/>
+              <w:bottom w:w="80" w:type="dxa"/>
+              <w:right w:w="80" w:type="dxa"/>
+            </w:tcMar>
+            <w:vAlign w:val="center"/>
+          </w:tcPr>
+          <w:p>
+            <w:pPr>
+              <w:spacing w:after="40" w:line="252" w:lineRule="auto"/>
+            </w:pPr>
+            <w:r>
+              <w:t>P90 time to resolution (TTR)</w:t>
+            </w:r>
+          </w:p>
+        </w:tc>
+        <w:tc>
+          <w:tcPr>
+            <w:tcW w:w="3405" w:type="dxa"/>
+            <w:tcMar>
+              <w:top w:w="80" w:type="dxa"/>
+              <w:left w:w="80" w:type="dxa"/>
+              <w:bottom w:w="80" w:type="dxa"/>
+              <w:right w:w="80" w:type="dxa"/>
+            </w:tcMar>
+            <w:vAlign w:val="center"/>
+          </w:tcPr>
+          <w:p>
+            <w:pPr>
+              <w:spacing w:after="40" w:line="252" w:lineRule="auto"/>
+            </w:pPr>
+            <w:r>
+              <w:t>20 days, 15 hrs, 54 mins</w:t>
+            </w:r>
+          </w:p>
+        </w:tc>
+        <w:tc>
+          <w:tcPr>
+            <w:tcW w:w="3405" w:type="dxa"/>
+            <w:tcMar>
+              <w:top w:w="80" w:type="dxa"/>
+              <w:left w:w="80" w:type="dxa"/>
+              <w:bottom w:w="80" w:type="dxa"/>
+              <w:right w:w="80" w:type="dxa"/>
+            </w:tcMar>
+            <w:vAlign w:val="center"/>
+          </w:tcPr>
+          <w:p>
+            <w:pPr>
+              <w:spacing w:after="40" w:line="252" w:lineRule="auto"/>
+            </w:pPr>
+            <w:r>
+              <w:t>P90 duration from created to resolved</w:t>
             </w:r>
           </w:p>
         </w:tc>
@@ -849,16 +1000,11 @@
             <w:pPr>
               <w:jc w:val="center"/>
             </w:pPr>
-            <w:r>
-              <w:rPr>
-                <w:noProof/>
-              </w:rPr>
-            </w:r>
             <w:r/>
             <w:r>
               <w:drawing>
                 <wp:inline xmlns:a="http://schemas.openxmlformats.org/drawingml/2006/main" xmlns:pic="http://schemas.openxmlformats.org/drawingml/2006/picture">
-                  <wp:extent cx="2743200" cy="1097280"/>
+                  <wp:extent cx="2926080" cy="1463040"/>
                   <wp:docPr id="1" name="Picture 1"/>
                   <wp:cNvGraphicFramePr>
                     <a:graphicFrameLocks noChangeAspect="1"/>
@@ -879,7 +1025,7 @@
                         <pic:spPr>
                           <a:xfrm>
                             <a:off x="0" y="0"/>
-                            <a:ext cx="2743200" cy="1097280"/>
+                            <a:ext cx="2926080" cy="1463040"/>
                           </a:xfrm>
                           <a:prstGeom prst="rect"/>
                         </pic:spPr>
@@ -900,11 +1046,10 @@
               <w:jc w:val="center"/>
             </w:pPr>
             <w:r/>
-            <w:r/>
             <w:r>
               <w:drawing>
                 <wp:inline xmlns:a="http://schemas.openxmlformats.org/drawingml/2006/main" xmlns:pic="http://schemas.openxmlformats.org/drawingml/2006/picture">
-                  <wp:extent cx="2743200" cy="1371600"/>
+                  <wp:extent cx="2926080" cy="1463040"/>
                   <wp:docPr id="2" name="Picture 2"/>
                   <wp:cNvGraphicFramePr>
                     <a:graphicFrameLocks noChangeAspect="1"/>
@@ -925,7 +1070,7 @@
                         <pic:spPr>
                           <a:xfrm>
                             <a:off x="0" y="0"/>
-                            <a:ext cx="2743200" cy="1371600"/>
+                            <a:ext cx="2926080" cy="1463040"/>
                           </a:xfrm>
                           <a:prstGeom prst="rect"/>
                         </pic:spPr>
@@ -1487,334 +1632,130 @@
         </w:tc>
       </w:tr>
       <w:tr>
-        <w:trPr>
-          <w:jc w:val="center"/>
-        </w:trPr>
-        <w:tc>
-          <w:tcPr>
-            <w:tcW w:w="2554" w:type="dxa"/>
-            <w:tcMar>
-              <w:top w:w="80" w:type="dxa"/>
-              <w:left w:w="80" w:type="dxa"/>
-              <w:bottom w:w="80" w:type="dxa"/>
-              <w:right w:w="80" w:type="dxa"/>
-            </w:tcMar>
-            <w:vAlign w:val="center"/>
-          </w:tcPr>
-          <w:p>
-            <w:pPr>
-              <w:spacing w:after="40" w:line="252" w:lineRule="auto"/>
-            </w:pPr>
-          </w:p>
-        </w:tc>
-        <w:tc>
-          <w:tcPr>
-            <w:tcW w:w="2553" w:type="dxa"/>
-            <w:tcMar>
-              <w:top w:w="80" w:type="dxa"/>
-              <w:left w:w="80" w:type="dxa"/>
-              <w:bottom w:w="80" w:type="dxa"/>
-              <w:right w:w="80" w:type="dxa"/>
-            </w:tcMar>
-            <w:vAlign w:val="center"/>
-          </w:tcPr>
-          <w:p>
-            <w:pPr>
-              <w:spacing w:after="40" w:line="252" w:lineRule="auto"/>
-            </w:pPr>
-          </w:p>
-        </w:tc>
-        <w:tc>
-          <w:tcPr>
-            <w:tcW w:w="2553" w:type="dxa"/>
-            <w:tcMar>
-              <w:top w:w="80" w:type="dxa"/>
-              <w:left w:w="80" w:type="dxa"/>
-              <w:bottom w:w="80" w:type="dxa"/>
-              <w:right w:w="80" w:type="dxa"/>
-            </w:tcMar>
-            <w:vAlign w:val="center"/>
-          </w:tcPr>
-          <w:p>
-            <w:pPr>
-              <w:spacing w:after="40" w:line="252" w:lineRule="auto"/>
-            </w:pPr>
+        <w:tc>
+          <w:tcPr>
+            <w:tcW w:type="dxa" w:w="2554"/>
+          </w:tcPr>
+          <w:p>
+            <w:r>
+              <w:t>Closed</w:t>
+            </w:r>
+          </w:p>
+        </w:tc>
+        <w:tc>
+          <w:tcPr>
+            <w:tcW w:type="dxa" w:w="2553"/>
+          </w:tcPr>
+          <w:p>
+            <w:r>
+              <w:t>900</w:t>
+            </w:r>
+          </w:p>
+        </w:tc>
+        <w:tc>
+          <w:tcPr>
+            <w:tcW w:type="dxa" w:w="2553"/>
+          </w:tcPr>
+          <w:p>
+            <w:r>
+              <w:t>93.9%</w:t>
+            </w:r>
           </w:p>
         </w:tc>
       </w:tr>
       <w:tr>
-        <w:trPr>
-          <w:jc w:val="center"/>
-        </w:trPr>
-        <w:tc>
-          <w:tcPr>
-            <w:tcW w:w="2554" w:type="dxa"/>
-            <w:tcMar>
-              <w:top w:w="80" w:type="dxa"/>
-              <w:left w:w="80" w:type="dxa"/>
-              <w:bottom w:w="80" w:type="dxa"/>
-              <w:right w:w="80" w:type="dxa"/>
-            </w:tcMar>
-            <w:vAlign w:val="center"/>
-          </w:tcPr>
-          <w:p>
-            <w:pPr>
-              <w:spacing w:after="40" w:line="252" w:lineRule="auto"/>
-            </w:pPr>
-          </w:p>
-        </w:tc>
-        <w:tc>
-          <w:tcPr>
-            <w:tcW w:w="2553" w:type="dxa"/>
-            <w:tcMar>
-              <w:top w:w="80" w:type="dxa"/>
-              <w:left w:w="80" w:type="dxa"/>
-              <w:bottom w:w="80" w:type="dxa"/>
-              <w:right w:w="80" w:type="dxa"/>
-            </w:tcMar>
-            <w:vAlign w:val="center"/>
-          </w:tcPr>
-          <w:p>
-            <w:pPr>
-              <w:spacing w:after="40" w:line="252" w:lineRule="auto"/>
-            </w:pPr>
-          </w:p>
-        </w:tc>
-        <w:tc>
-          <w:tcPr>
-            <w:tcW w:w="2553" w:type="dxa"/>
-            <w:tcMar>
-              <w:top w:w="80" w:type="dxa"/>
-              <w:left w:w="80" w:type="dxa"/>
-              <w:bottom w:w="80" w:type="dxa"/>
-              <w:right w:w="80" w:type="dxa"/>
-            </w:tcMar>
-            <w:vAlign w:val="center"/>
-          </w:tcPr>
-          <w:p>
-            <w:pPr>
-              <w:spacing w:after="40" w:line="252" w:lineRule="auto"/>
-            </w:pPr>
+        <w:tc>
+          <w:tcPr>
+            <w:tcW w:type="dxa" w:w="2554"/>
+          </w:tcPr>
+          <w:p>
+            <w:r>
+              <w:t>Resolved</w:t>
+            </w:r>
+          </w:p>
+        </w:tc>
+        <w:tc>
+          <w:tcPr>
+            <w:tcW w:type="dxa" w:w="2553"/>
+          </w:tcPr>
+          <w:p>
+            <w:r>
+              <w:t>28</w:t>
+            </w:r>
+          </w:p>
+        </w:tc>
+        <w:tc>
+          <w:tcPr>
+            <w:tcW w:type="dxa" w:w="2553"/>
+          </w:tcPr>
+          <w:p>
+            <w:r>
+              <w:t>2.9%</w:t>
+            </w:r>
           </w:p>
         </w:tc>
       </w:tr>
       <w:tr>
-        <w:trPr>
-          <w:jc w:val="center"/>
-        </w:trPr>
-        <w:tc>
-          <w:tcPr>
-            <w:tcW w:w="2554" w:type="dxa"/>
-            <w:tcMar>
-              <w:top w:w="80" w:type="dxa"/>
-              <w:left w:w="80" w:type="dxa"/>
-              <w:bottom w:w="80" w:type="dxa"/>
-              <w:right w:w="80" w:type="dxa"/>
-            </w:tcMar>
-            <w:vAlign w:val="center"/>
-          </w:tcPr>
-          <w:p>
-            <w:pPr>
-              <w:spacing w:after="40" w:line="252" w:lineRule="auto"/>
-            </w:pPr>
-          </w:p>
-        </w:tc>
-        <w:tc>
-          <w:tcPr>
-            <w:tcW w:w="2553" w:type="dxa"/>
-            <w:tcMar>
-              <w:top w:w="80" w:type="dxa"/>
-              <w:left w:w="80" w:type="dxa"/>
-              <w:bottom w:w="80" w:type="dxa"/>
-              <w:right w:w="80" w:type="dxa"/>
-            </w:tcMar>
-            <w:vAlign w:val="center"/>
-          </w:tcPr>
-          <w:p>
-            <w:pPr>
-              <w:spacing w:after="40" w:line="252" w:lineRule="auto"/>
-            </w:pPr>
-          </w:p>
-        </w:tc>
-        <w:tc>
-          <w:tcPr>
-            <w:tcW w:w="2553" w:type="dxa"/>
-            <w:tcMar>
-              <w:top w:w="80" w:type="dxa"/>
-              <w:left w:w="80" w:type="dxa"/>
-              <w:bottom w:w="80" w:type="dxa"/>
-              <w:right w:w="80" w:type="dxa"/>
-            </w:tcMar>
-            <w:vAlign w:val="center"/>
-          </w:tcPr>
-          <w:p>
-            <w:pPr>
-              <w:spacing w:after="40" w:line="252" w:lineRule="auto"/>
-            </w:pPr>
+        <w:tc>
+          <w:tcPr>
+            <w:tcW w:type="dxa" w:w="2554"/>
+          </w:tcPr>
+          <w:p>
+            <w:r>
+              <w:t>On hold</w:t>
+            </w:r>
+          </w:p>
+        </w:tc>
+        <w:tc>
+          <w:tcPr>
+            <w:tcW w:type="dxa" w:w="2553"/>
+          </w:tcPr>
+          <w:p>
+            <w:r>
+              <w:t>19</w:t>
+            </w:r>
+          </w:p>
+        </w:tc>
+        <w:tc>
+          <w:tcPr>
+            <w:tcW w:type="dxa" w:w="2553"/>
+          </w:tcPr>
+          <w:p>
+            <w:r>
+              <w:t>2.0%</w:t>
+            </w:r>
           </w:p>
         </w:tc>
       </w:tr>
       <w:tr>
-        <w:trPr>
-          <w:jc w:val="center"/>
-        </w:trPr>
-        <w:tc>
-          <w:tcPr>
-            <w:tcW w:w="2554" w:type="dxa"/>
-            <w:tcMar>
-              <w:top w:w="80" w:type="dxa"/>
-              <w:left w:w="80" w:type="dxa"/>
-              <w:bottom w:w="80" w:type="dxa"/>
-              <w:right w:w="80" w:type="dxa"/>
-            </w:tcMar>
-            <w:vAlign w:val="center"/>
-          </w:tcPr>
-          <w:p>
-            <w:pPr>
-              <w:spacing w:after="40" w:line="252" w:lineRule="auto"/>
-            </w:pPr>
-          </w:p>
-        </w:tc>
-        <w:tc>
-          <w:tcPr>
-            <w:tcW w:w="2553" w:type="dxa"/>
-            <w:tcMar>
-              <w:top w:w="80" w:type="dxa"/>
-              <w:left w:w="80" w:type="dxa"/>
-              <w:bottom w:w="80" w:type="dxa"/>
-              <w:right w:w="80" w:type="dxa"/>
-            </w:tcMar>
-            <w:vAlign w:val="center"/>
-          </w:tcPr>
-          <w:p>
-            <w:pPr>
-              <w:spacing w:after="40" w:line="252" w:lineRule="auto"/>
-            </w:pPr>
-          </w:p>
-        </w:tc>
-        <w:tc>
-          <w:tcPr>
-            <w:tcW w:w="2553" w:type="dxa"/>
-            <w:tcMar>
-              <w:top w:w="80" w:type="dxa"/>
-              <w:left w:w="80" w:type="dxa"/>
-              <w:bottom w:w="80" w:type="dxa"/>
-              <w:right w:w="80" w:type="dxa"/>
-            </w:tcMar>
-            <w:vAlign w:val="center"/>
-          </w:tcPr>
-          <w:p>
-            <w:pPr>
-              <w:spacing w:after="40" w:line="252" w:lineRule="auto"/>
-            </w:pPr>
-          </w:p>
-        </w:tc>
-      </w:tr>
-      <w:tr>
-        <w:trPr>
-          <w:jc w:val="center"/>
-        </w:trPr>
-        <w:tc>
-          <w:tcPr>
-            <w:tcW w:w="2554" w:type="dxa"/>
-            <w:tcMar>
-              <w:top w:w="80" w:type="dxa"/>
-              <w:left w:w="80" w:type="dxa"/>
-              <w:bottom w:w="80" w:type="dxa"/>
-              <w:right w:w="80" w:type="dxa"/>
-            </w:tcMar>
-          </w:tcPr>
-          <w:p>
-            <w:pPr>
-              <w:spacing w:after="40" w:line="252" w:lineRule="auto"/>
-            </w:pPr>
-          </w:p>
-        </w:tc>
-        <w:tc>
-          <w:tcPr>
-            <w:tcW w:w="2553" w:type="dxa"/>
-            <w:tcMar>
-              <w:top w:w="80" w:type="dxa"/>
-              <w:left w:w="80" w:type="dxa"/>
-              <w:bottom w:w="80" w:type="dxa"/>
-              <w:right w:w="80" w:type="dxa"/>
-            </w:tcMar>
-          </w:tcPr>
-          <w:p>
-            <w:pPr>
-              <w:spacing w:after="40" w:line="252" w:lineRule="auto"/>
-            </w:pPr>
-          </w:p>
-        </w:tc>
-        <w:tc>
-          <w:tcPr>
-            <w:tcW w:w="2553" w:type="dxa"/>
-            <w:tcMar>
-              <w:top w:w="80" w:type="dxa"/>
-              <w:left w:w="80" w:type="dxa"/>
-              <w:bottom w:w="80" w:type="dxa"/>
-              <w:right w:w="80" w:type="dxa"/>
-            </w:tcMar>
-            <w:vAlign w:val="center"/>
-          </w:tcPr>
-          <w:p>
-            <w:pPr>
-              <w:spacing w:after="40" w:line="252" w:lineRule="auto"/>
-            </w:pPr>
-          </w:p>
-        </w:tc>
-      </w:tr>
-      <w:tr>
-        <w:trPr>
-          <w:jc w:val="center"/>
-        </w:trPr>
-        <w:tc>
-          <w:tcPr>
-            <w:tcW w:w="2554" w:type="dxa"/>
-            <w:tcMar>
-              <w:top w:w="80" w:type="dxa"/>
-              <w:left w:w="80" w:type="dxa"/>
-              <w:bottom w:w="80" w:type="dxa"/>
-              <w:right w:w="80" w:type="dxa"/>
-            </w:tcMar>
-          </w:tcPr>
-          <w:p>
-            <w:pPr>
-              <w:spacing w:after="40" w:line="252" w:lineRule="auto"/>
-            </w:pPr>
-          </w:p>
-        </w:tc>
-        <w:tc>
-          <w:tcPr>
-            <w:tcW w:w="2553" w:type="dxa"/>
-            <w:tcMar>
-              <w:top w:w="80" w:type="dxa"/>
-              <w:left w:w="80" w:type="dxa"/>
-              <w:bottom w:w="80" w:type="dxa"/>
-              <w:right w:w="80" w:type="dxa"/>
-            </w:tcMar>
-          </w:tcPr>
-          <w:p>
-            <w:pPr>
-              <w:spacing w:after="40" w:line="252" w:lineRule="auto"/>
-            </w:pPr>
-          </w:p>
-        </w:tc>
-        <w:tc>
-          <w:tcPr>
-            <w:tcW w:w="2553" w:type="dxa"/>
-            <w:tcMar>
-              <w:top w:w="80" w:type="dxa"/>
-              <w:left w:w="80" w:type="dxa"/>
-              <w:bottom w:w="80" w:type="dxa"/>
-              <w:right w:w="80" w:type="dxa"/>
-            </w:tcMar>
-            <w:vAlign w:val="center"/>
-          </w:tcPr>
-          <w:p>
-            <w:pPr>
-              <w:spacing w:after="40" w:line="252" w:lineRule="auto"/>
-            </w:pPr>
+        <w:tc>
+          <w:tcPr>
+            <w:tcW w:type="dxa" w:w="2554"/>
+          </w:tcPr>
+          <w:p>
+            <w:r>
+              <w:t>In Progress</w:t>
+            </w:r>
+          </w:p>
+        </w:tc>
+        <w:tc>
+          <w:tcPr>
+            <w:tcW w:type="dxa" w:w="2553"/>
+          </w:tcPr>
+          <w:p>
+            <w:r>
+              <w:t>11</w:t>
+            </w:r>
+          </w:p>
+        </w:tc>
+        <w:tc>
+          <w:tcPr>
+            <w:tcW w:type="dxa" w:w="2553"/>
+          </w:tcPr>
+          <w:p>
+            <w:r>
+              <w:t>1.1%</w:t>
+            </w:r>
           </w:p>
         </w:tc>
       </w:tr>
@@ -1849,16 +1790,11 @@
             <w:pPr>
               <w:jc w:val="center"/>
             </w:pPr>
-            <w:r>
-              <w:rPr>
-                <w:noProof/>
-              </w:rPr>
-            </w:r>
             <w:r/>
             <w:r>
               <w:drawing>
                 <wp:inline xmlns:a="http://schemas.openxmlformats.org/drawingml/2006/main" xmlns:pic="http://schemas.openxmlformats.org/drawingml/2006/picture">
-                  <wp:extent cx="2743200" cy="1828800"/>
+                  <wp:extent cx="5486400" cy="2743200"/>
                   <wp:docPr id="3" name="Picture 3"/>
                   <wp:cNvGraphicFramePr>
                     <a:graphicFrameLocks noChangeAspect="1"/>
@@ -1879,7 +1815,7 @@
                         <pic:spPr>
                           <a:xfrm>
                             <a:off x="0" y="0"/>
-                            <a:ext cx="2743200" cy="1828800"/>
+                            <a:ext cx="5486400" cy="2743200"/>
                           </a:xfrm>
                           <a:prstGeom prst="rect"/>
                         </pic:spPr>
@@ -1889,74 +1825,6 @@
                 </wp:inline>
               </w:drawing>
             </w:r>
-          </w:p>
-        </w:tc>
-      </w:tr>
-      <w:tr>
-        <w:tc>
-          <w:tcPr>
-            <w:tcW w:type="dxa" w:w="10224"/>
-          </w:tcPr>
-          <w:p>
-            <w:r>
-              <w:t>Closed</w:t>
-            </w:r>
-          </w:p>
-        </w:tc>
-      </w:tr>
-      <w:tr>
-        <w:tc>
-          <w:tcPr>
-            <w:tcW w:type="dxa" w:w="10224"/>
-          </w:tcPr>
-          <w:p>
-            <w:r>
-              <w:t>Resolved</w:t>
-            </w:r>
-          </w:p>
-        </w:tc>
-      </w:tr>
-      <w:tr>
-        <w:tc>
-          <w:tcPr>
-            <w:tcW w:type="dxa" w:w="10224"/>
-          </w:tcPr>
-          <w:p>
-            <w:r>
-              <w:t>On hold</w:t>
-            </w:r>
-          </w:p>
-        </w:tc>
-      </w:tr>
-      <w:tr>
-        <w:tc>
-          <w:tcPr>
-            <w:tcW w:type="dxa" w:w="10224"/>
-          </w:tcPr>
-          <w:p>
-            <w:r>
-              <w:t>In Progress</w:t>
-            </w:r>
-          </w:p>
-        </w:tc>
-      </w:tr>
-      <w:tr>
-        <w:tc>
-          <w:tcPr>
-            <w:tcW w:type="dxa" w:w="10224"/>
-          </w:tcPr>
-          <w:p>
-            <w:r/>
-          </w:p>
-        </w:tc>
-      </w:tr>
-      <w:tr>
-        <w:tc>
-          <w:tcPr>
-            <w:tcW w:type="dxa" w:w="10224"/>
-          </w:tcPr>
-          <w:p>
-            <w:r/>
           </w:p>
         </w:tc>
       </w:tr>
@@ -2122,852 +1990,506 @@
         </w:tc>
       </w:tr>
       <w:tr>
-        <w:trPr>
-          <w:jc w:val="center"/>
-        </w:trPr>
-        <w:tc>
-          <w:tcPr>
-            <w:tcW w:w="2554" w:type="dxa"/>
-            <w:tcMar>
-              <w:top w:w="80" w:type="dxa"/>
-              <w:left w:w="80" w:type="dxa"/>
-              <w:bottom w:w="80" w:type="dxa"/>
-              <w:right w:w="80" w:type="dxa"/>
-            </w:tcMar>
-            <w:vAlign w:val="center"/>
-          </w:tcPr>
-          <w:p>
-            <w:pPr>
-              <w:spacing w:after="40" w:line="252" w:lineRule="auto"/>
-              <w:rPr>
-                <w:b/>
-                <w:bCs/>
-              </w:rPr>
-            </w:pPr>
-            <w:r>
-              <w:rPr>
-                <w:b/>
-                <w:bCs/>
-                <w:sz w:val="17"/>
-              </w:rPr>
-              <w:t>Audit / IG / access investigation</w:t>
-            </w:r>
-          </w:p>
-        </w:tc>
-        <w:tc>
-          <w:tcPr>
-            <w:tcW w:w="2553" w:type="dxa"/>
-            <w:tcMar>
-              <w:top w:w="80" w:type="dxa"/>
-              <w:left w:w="80" w:type="dxa"/>
-              <w:bottom w:w="80" w:type="dxa"/>
-              <w:right w:w="80" w:type="dxa"/>
-            </w:tcMar>
-            <w:vAlign w:val="center"/>
-          </w:tcPr>
-          <w:p>
-            <w:pPr>
-              <w:spacing w:after="40" w:line="252" w:lineRule="auto"/>
-            </w:pPr>
-          </w:p>
-        </w:tc>
-        <w:tc>
-          <w:tcPr>
-            <w:tcW w:w="2553" w:type="dxa"/>
-            <w:tcMar>
-              <w:top w:w="80" w:type="dxa"/>
-              <w:left w:w="80" w:type="dxa"/>
-              <w:bottom w:w="80" w:type="dxa"/>
-              <w:right w:w="80" w:type="dxa"/>
-            </w:tcMar>
-            <w:vAlign w:val="center"/>
-          </w:tcPr>
-          <w:p>
-            <w:pPr>
-              <w:spacing w:after="40" w:line="252" w:lineRule="auto"/>
-            </w:pPr>
-          </w:p>
-        </w:tc>
-        <w:tc>
-          <w:tcPr>
-            <w:tcW w:w="2554" w:type="dxa"/>
-            <w:tcMar>
-              <w:top w:w="80" w:type="dxa"/>
-              <w:left w:w="80" w:type="dxa"/>
-              <w:bottom w:w="80" w:type="dxa"/>
-              <w:right w:w="80" w:type="dxa"/>
-            </w:tcMar>
-            <w:vAlign w:val="center"/>
-          </w:tcPr>
-          <w:p>
-            <w:pPr>
-              <w:spacing w:after="40" w:line="252" w:lineRule="auto"/>
-            </w:pPr>
+        <w:tc>
+          <w:tcPr>
+            <w:tcW w:type="dxa" w:w="2554"/>
+          </w:tcPr>
+          <w:p>
+            <w:r>
+              <w:t>Integration &amp; Interfaces</w:t>
+            </w:r>
+          </w:p>
+        </w:tc>
+        <w:tc>
+          <w:tcPr>
+            <w:tcW w:type="dxa" w:w="2553"/>
+          </w:tcPr>
+          <w:p>
+            <w:r>
+              <w:t>500</w:t>
+            </w:r>
+          </w:p>
+        </w:tc>
+        <w:tc>
+          <w:tcPr>
+            <w:tcW w:type="dxa" w:w="2553"/>
+          </w:tcPr>
+          <w:p>
+            <w:r>
+              <w:t>73 cases (Jun-Jul)</w:t>
+            </w:r>
+          </w:p>
+        </w:tc>
+        <w:tc>
+          <w:tcPr>
+            <w:tcW w:type="dxa" w:w="2554"/>
+          </w:tcPr>
+          <w:p>
+            <w:r>
+              <w:t>Highest operational impact (HL7/DAD messaging). Automated queue retries and interop monitoring required.</w:t>
+            </w:r>
           </w:p>
         </w:tc>
       </w:tr>
       <w:tr>
-        <w:trPr>
-          <w:jc w:val="center"/>
-        </w:trPr>
-        <w:tc>
-          <w:tcPr>
-            <w:tcW w:w="2554" w:type="dxa"/>
-            <w:tcMar>
-              <w:top w:w="80" w:type="dxa"/>
-              <w:left w:w="80" w:type="dxa"/>
-              <w:bottom w:w="80" w:type="dxa"/>
-              <w:right w:w="80" w:type="dxa"/>
-            </w:tcMar>
-            <w:vAlign w:val="center"/>
-          </w:tcPr>
-          <w:p>
-            <w:pPr>
-              <w:spacing w:after="40" w:line="252" w:lineRule="auto"/>
-              <w:rPr>
-                <w:b/>
-                <w:bCs/>
-              </w:rPr>
-            </w:pPr>
-            <w:r>
-              <w:rPr>
-                <w:b/>
-                <w:bCs/>
-                <w:sz w:val="17"/>
-              </w:rPr>
-              <w:t>DAD / HL7 / interface messaging</w:t>
-            </w:r>
-          </w:p>
-        </w:tc>
-        <w:tc>
-          <w:tcPr>
-            <w:tcW w:w="2553" w:type="dxa"/>
-            <w:tcMar>
-              <w:top w:w="80" w:type="dxa"/>
-              <w:left w:w="80" w:type="dxa"/>
-              <w:bottom w:w="80" w:type="dxa"/>
-              <w:right w:w="80" w:type="dxa"/>
-            </w:tcMar>
-            <w:vAlign w:val="center"/>
-          </w:tcPr>
-          <w:p>
-            <w:pPr>
-              <w:spacing w:after="40" w:line="252" w:lineRule="auto"/>
-            </w:pPr>
-          </w:p>
-        </w:tc>
-        <w:tc>
-          <w:tcPr>
-            <w:tcW w:w="2553" w:type="dxa"/>
-            <w:tcMar>
-              <w:top w:w="80" w:type="dxa"/>
-              <w:left w:w="80" w:type="dxa"/>
-              <w:bottom w:w="80" w:type="dxa"/>
-              <w:right w:w="80" w:type="dxa"/>
-            </w:tcMar>
-            <w:vAlign w:val="center"/>
-          </w:tcPr>
-          <w:p>
-            <w:pPr>
-              <w:spacing w:after="40" w:line="252" w:lineRule="auto"/>
-            </w:pPr>
-          </w:p>
-        </w:tc>
-        <w:tc>
-          <w:tcPr>
-            <w:tcW w:w="2554" w:type="dxa"/>
-            <w:tcMar>
-              <w:top w:w="80" w:type="dxa"/>
-              <w:left w:w="80" w:type="dxa"/>
-              <w:bottom w:w="80" w:type="dxa"/>
-              <w:right w:w="80" w:type="dxa"/>
-            </w:tcMar>
-            <w:vAlign w:val="center"/>
-          </w:tcPr>
-          <w:p>
-            <w:pPr>
-              <w:spacing w:after="40" w:line="252" w:lineRule="auto"/>
-            </w:pPr>
+        <w:tc>
+          <w:tcPr>
+            <w:tcW w:type="dxa" w:w="2554"/>
+          </w:tcPr>
+          <w:p>
+            <w:r>
+              <w:t>Access &amp; Security</w:t>
+            </w:r>
+          </w:p>
+        </w:tc>
+        <w:tc>
+          <w:tcPr>
+            <w:tcW w:type="dxa" w:w="2553"/>
+          </w:tcPr>
+          <w:p>
+            <w:r>
+              <w:t>228</w:t>
+            </w:r>
+          </w:p>
+        </w:tc>
+        <w:tc>
+          <w:tcPr>
+            <w:tcW w:type="dxa" w:w="2553"/>
+          </w:tcPr>
+          <w:p>
+            <w:r>
+              <w:t>60 cases (Jun-Jul)</w:t>
+            </w:r>
+          </w:p>
+        </w:tc>
+        <w:tc>
+          <w:tcPr>
+            <w:tcW w:type="dxa" w:w="2554"/>
+          </w:tcPr>
+          <w:p>
+            <w:r>
+              <w:t>Driven by IG Audit &amp; Compliance requests (151 cases). Recommending automated self-service audit extraction portal.</w:t>
+            </w:r>
           </w:p>
         </w:tc>
       </w:tr>
       <w:tr>
-        <w:trPr>
-          <w:jc w:val="center"/>
-        </w:trPr>
-        <w:tc>
-          <w:tcPr>
-            <w:tcW w:w="2554" w:type="dxa"/>
-            <w:tcMar>
-              <w:top w:w="80" w:type="dxa"/>
-              <w:left w:w="80" w:type="dxa"/>
-              <w:bottom w:w="80" w:type="dxa"/>
-              <w:right w:w="80" w:type="dxa"/>
-            </w:tcMar>
-            <w:vAlign w:val="center"/>
-          </w:tcPr>
-          <w:p>
-            <w:pPr>
-              <w:spacing w:after="40" w:line="252" w:lineRule="auto"/>
-              <w:rPr>
-                <w:b/>
-                <w:bCs/>
-              </w:rPr>
-            </w:pPr>
-            <w:r>
-              <w:rPr>
-                <w:b/>
-                <w:bCs/>
-                <w:sz w:val="17"/>
-              </w:rPr>
-              <w:t>Performance / outage / errors</w:t>
-            </w:r>
-          </w:p>
-        </w:tc>
-        <w:tc>
-          <w:tcPr>
-            <w:tcW w:w="2553" w:type="dxa"/>
-            <w:tcMar>
-              <w:top w:w="80" w:type="dxa"/>
-              <w:left w:w="80" w:type="dxa"/>
-              <w:bottom w:w="80" w:type="dxa"/>
-              <w:right w:w="80" w:type="dxa"/>
-            </w:tcMar>
-            <w:vAlign w:val="center"/>
-          </w:tcPr>
-          <w:p>
-            <w:pPr>
-              <w:spacing w:after="40" w:line="252" w:lineRule="auto"/>
-            </w:pPr>
-          </w:p>
-        </w:tc>
-        <w:tc>
-          <w:tcPr>
-            <w:tcW w:w="2553" w:type="dxa"/>
-            <w:tcMar>
-              <w:top w:w="80" w:type="dxa"/>
-              <w:left w:w="80" w:type="dxa"/>
-              <w:bottom w:w="80" w:type="dxa"/>
-              <w:right w:w="80" w:type="dxa"/>
-            </w:tcMar>
-            <w:vAlign w:val="center"/>
-          </w:tcPr>
-          <w:p>
-            <w:pPr>
-              <w:spacing w:after="40" w:line="252" w:lineRule="auto"/>
-            </w:pPr>
-          </w:p>
-        </w:tc>
-        <w:tc>
-          <w:tcPr>
-            <w:tcW w:w="2554" w:type="dxa"/>
-            <w:tcMar>
-              <w:top w:w="80" w:type="dxa"/>
-              <w:left w:w="80" w:type="dxa"/>
-              <w:bottom w:w="80" w:type="dxa"/>
-              <w:right w:w="80" w:type="dxa"/>
-            </w:tcMar>
-            <w:vAlign w:val="center"/>
-          </w:tcPr>
-          <w:p>
-            <w:pPr>
-              <w:spacing w:after="40" w:line="252" w:lineRule="auto"/>
-            </w:pPr>
+        <w:tc>
+          <w:tcPr>
+            <w:tcW w:type="dxa" w:w="2554"/>
+          </w:tcPr>
+          <w:p>
+            <w:r>
+              <w:t>Configuration &amp; Administration</w:t>
+            </w:r>
+          </w:p>
+        </w:tc>
+        <w:tc>
+          <w:tcPr>
+            <w:tcW w:type="dxa" w:w="2553"/>
+          </w:tcPr>
+          <w:p>
+            <w:r>
+              <w:t>80</w:t>
+            </w:r>
+          </w:p>
+        </w:tc>
+        <w:tc>
+          <w:tcPr>
+            <w:tcW w:type="dxa" w:w="2553"/>
+          </w:tcPr>
+          <w:p>
+            <w:r>
+              <w:t>13 cases (Jun-Jul)</w:t>
+            </w:r>
+          </w:p>
+        </w:tc>
+        <w:tc>
+          <w:tcPr>
+            <w:tcW w:type="dxa" w:w="2554"/>
+          </w:tcPr>
+          <w:p>
+            <w:r>
+              <w:t>Master data and departmental lookup changes (41 cases). Recommend standard admin change templates.</w:t>
+            </w:r>
           </w:p>
         </w:tc>
       </w:tr>
       <w:tr>
-        <w:trPr>
-          <w:jc w:val="center"/>
-        </w:trPr>
-        <w:tc>
-          <w:tcPr>
-            <w:tcW w:w="2554" w:type="dxa"/>
-            <w:tcMar>
-              <w:top w:w="80" w:type="dxa"/>
-              <w:left w:w="80" w:type="dxa"/>
-              <w:bottom w:w="80" w:type="dxa"/>
-              <w:right w:w="80" w:type="dxa"/>
-            </w:tcMar>
-            <w:vAlign w:val="center"/>
-          </w:tcPr>
-          <w:p>
-            <w:pPr>
-              <w:spacing w:after="40" w:line="252" w:lineRule="auto"/>
-              <w:rPr>
-                <w:b/>
-                <w:bCs/>
-              </w:rPr>
-            </w:pPr>
-            <w:r>
-              <w:rPr>
-                <w:b/>
-                <w:bCs/>
-                <w:sz w:val="17"/>
-              </w:rPr>
-              <w:t>Clinical workflow / DEP / clinic / BRM</w:t>
-            </w:r>
-          </w:p>
-        </w:tc>
-        <w:tc>
-          <w:tcPr>
-            <w:tcW w:w="2553" w:type="dxa"/>
-            <w:tcMar>
-              <w:top w:w="80" w:type="dxa"/>
-              <w:left w:w="80" w:type="dxa"/>
-              <w:bottom w:w="80" w:type="dxa"/>
-              <w:right w:w="80" w:type="dxa"/>
-            </w:tcMar>
-            <w:vAlign w:val="center"/>
-          </w:tcPr>
-          <w:p>
-            <w:pPr>
-              <w:spacing w:after="40" w:line="252" w:lineRule="auto"/>
-            </w:pPr>
-          </w:p>
-        </w:tc>
-        <w:tc>
-          <w:tcPr>
-            <w:tcW w:w="2553" w:type="dxa"/>
-            <w:tcMar>
-              <w:top w:w="80" w:type="dxa"/>
-              <w:left w:w="80" w:type="dxa"/>
-              <w:bottom w:w="80" w:type="dxa"/>
-              <w:right w:w="80" w:type="dxa"/>
-            </w:tcMar>
-            <w:vAlign w:val="center"/>
-          </w:tcPr>
-          <w:p>
-            <w:pPr>
-              <w:spacing w:after="40" w:line="252" w:lineRule="auto"/>
-            </w:pPr>
-          </w:p>
-        </w:tc>
-        <w:tc>
-          <w:tcPr>
-            <w:tcW w:w="2554" w:type="dxa"/>
-            <w:tcMar>
-              <w:top w:w="80" w:type="dxa"/>
-              <w:left w:w="80" w:type="dxa"/>
-              <w:bottom w:w="80" w:type="dxa"/>
-              <w:right w:w="80" w:type="dxa"/>
-            </w:tcMar>
-            <w:vAlign w:val="center"/>
-          </w:tcPr>
-          <w:p>
-            <w:pPr>
-              <w:spacing w:after="40" w:line="252" w:lineRule="auto"/>
-            </w:pPr>
+        <w:tc>
+          <w:tcPr>
+            <w:tcW w:type="dxa" w:w="2554"/>
+          </w:tcPr>
+          <w:p>
+            <w:r>
+              <w:t>Performance &amp; Availability</w:t>
+            </w:r>
+          </w:p>
+        </w:tc>
+        <w:tc>
+          <w:tcPr>
+            <w:tcW w:type="dxa" w:w="2553"/>
+          </w:tcPr>
+          <w:p>
+            <w:r>
+              <w:t>40</w:t>
+            </w:r>
+          </w:p>
+        </w:tc>
+        <w:tc>
+          <w:tcPr>
+            <w:tcW w:type="dxa" w:w="2553"/>
+          </w:tcPr>
+          <w:p>
+            <w:r>
+              <w:t>6 cases (Jun-Jul)</w:t>
+            </w:r>
+          </w:p>
+        </w:tc>
+        <w:tc>
+          <w:tcPr>
+            <w:tcW w:type="dxa" w:w="2554"/>
+          </w:tcPr>
+          <w:p>
+            <w:r>
+              <w:t>UI freezing and slowness. Requires database script optimisation and client network checks.</w:t>
+            </w:r>
           </w:p>
         </w:tc>
       </w:tr>
       <w:tr>
-        <w:trPr>
-          <w:jc w:val="center"/>
-        </w:trPr>
-        <w:tc>
-          <w:tcPr>
-            <w:tcW w:w="2554" w:type="dxa"/>
-            <w:tcMar>
-              <w:top w:w="80" w:type="dxa"/>
-              <w:left w:w="80" w:type="dxa"/>
-              <w:bottom w:w="80" w:type="dxa"/>
-              <w:right w:w="80" w:type="dxa"/>
-            </w:tcMar>
-            <w:vAlign w:val="center"/>
-          </w:tcPr>
-          <w:p>
-            <w:pPr>
-              <w:spacing w:after="40" w:line="252" w:lineRule="auto"/>
-              <w:rPr>
-                <w:b/>
-                <w:bCs/>
-              </w:rPr>
-            </w:pPr>
-            <w:r>
-              <w:rPr>
-                <w:b/>
-                <w:bCs/>
-                <w:sz w:val="17"/>
-              </w:rPr>
-              <w:t>Data / SQL / configuration</w:t>
-            </w:r>
-          </w:p>
-        </w:tc>
-        <w:tc>
-          <w:tcPr>
-            <w:tcW w:w="2553" w:type="dxa"/>
-            <w:tcMar>
-              <w:top w:w="80" w:type="dxa"/>
-              <w:left w:w="80" w:type="dxa"/>
-              <w:bottom w:w="80" w:type="dxa"/>
-              <w:right w:w="80" w:type="dxa"/>
-            </w:tcMar>
-            <w:vAlign w:val="center"/>
-          </w:tcPr>
-          <w:p>
-            <w:pPr>
-              <w:spacing w:after="40" w:line="252" w:lineRule="auto"/>
-            </w:pPr>
-          </w:p>
-        </w:tc>
-        <w:tc>
-          <w:tcPr>
-            <w:tcW w:w="2553" w:type="dxa"/>
-            <w:tcMar>
-              <w:top w:w="80" w:type="dxa"/>
-              <w:left w:w="80" w:type="dxa"/>
-              <w:bottom w:w="80" w:type="dxa"/>
-              <w:right w:w="80" w:type="dxa"/>
-            </w:tcMar>
-            <w:vAlign w:val="center"/>
-          </w:tcPr>
-          <w:p>
-            <w:pPr>
-              <w:spacing w:after="40" w:line="252" w:lineRule="auto"/>
-            </w:pPr>
-          </w:p>
-        </w:tc>
-        <w:tc>
-          <w:tcPr>
-            <w:tcW w:w="2554" w:type="dxa"/>
-            <w:tcMar>
-              <w:top w:w="80" w:type="dxa"/>
-              <w:left w:w="80" w:type="dxa"/>
-              <w:bottom w:w="80" w:type="dxa"/>
-              <w:right w:w="80" w:type="dxa"/>
-            </w:tcMar>
-            <w:vAlign w:val="center"/>
-          </w:tcPr>
-          <w:p>
-            <w:pPr>
-              <w:spacing w:after="40" w:line="252" w:lineRule="auto"/>
-            </w:pPr>
+        <w:tc>
+          <w:tcPr>
+            <w:tcW w:type="dxa" w:w="2554"/>
+          </w:tcPr>
+          <w:p>
+            <w:r>
+              <w:t>Reporting &amp; Analytics</w:t>
+            </w:r>
+          </w:p>
+        </w:tc>
+        <w:tc>
+          <w:tcPr>
+            <w:tcW w:type="dxa" w:w="2553"/>
+          </w:tcPr>
+          <w:p>
+            <w:r>
+              <w:t>35</w:t>
+            </w:r>
+          </w:p>
+        </w:tc>
+        <w:tc>
+          <w:tcPr>
+            <w:tcW w:type="dxa" w:w="2553"/>
+          </w:tcPr>
+          <w:p>
+            <w:r>
+              <w:t>7 cases (Jun-Jul)</w:t>
+            </w:r>
+          </w:p>
+        </w:tc>
+        <w:tc>
+          <w:tcPr>
+            <w:tcW w:type="dxa" w:w="2554"/>
+          </w:tcPr>
+          <w:p>
+            <w:r>
+              <w:t>SSRS report generation &amp; data extracts (31 cases). Recommend publishing standard reporting catalog.</w:t>
+            </w:r>
           </w:p>
         </w:tc>
       </w:tr>
       <w:tr>
-        <w:trPr>
-          <w:jc w:val="center"/>
-        </w:trPr>
-        <w:tc>
-          <w:tcPr>
-            <w:tcW w:w="2554" w:type="dxa"/>
-            <w:tcMar>
-              <w:top w:w="80" w:type="dxa"/>
-              <w:left w:w="80" w:type="dxa"/>
-              <w:bottom w:w="80" w:type="dxa"/>
-              <w:right w:w="80" w:type="dxa"/>
-            </w:tcMar>
-            <w:vAlign w:val="center"/>
-          </w:tcPr>
-          <w:p>
-            <w:pPr>
-              <w:spacing w:after="40" w:line="252" w:lineRule="auto"/>
-              <w:rPr>
-                <w:b/>
-                <w:bCs/>
-              </w:rPr>
-            </w:pPr>
-            <w:r>
-              <w:rPr>
-                <w:b/>
-                <w:bCs/>
-                <w:sz w:val="17"/>
-              </w:rPr>
-              <w:t>Location / department / lookup changes</w:t>
-            </w:r>
-          </w:p>
-        </w:tc>
-        <w:tc>
-          <w:tcPr>
-            <w:tcW w:w="2553" w:type="dxa"/>
-            <w:tcMar>
-              <w:top w:w="80" w:type="dxa"/>
-              <w:left w:w="80" w:type="dxa"/>
-              <w:bottom w:w="80" w:type="dxa"/>
-              <w:right w:w="80" w:type="dxa"/>
-            </w:tcMar>
-            <w:vAlign w:val="center"/>
-          </w:tcPr>
-          <w:p>
-            <w:pPr>
-              <w:spacing w:after="40" w:line="252" w:lineRule="auto"/>
-            </w:pPr>
-          </w:p>
-        </w:tc>
-        <w:tc>
-          <w:tcPr>
-            <w:tcW w:w="2553" w:type="dxa"/>
-            <w:tcMar>
-              <w:top w:w="80" w:type="dxa"/>
-              <w:left w:w="80" w:type="dxa"/>
-              <w:bottom w:w="80" w:type="dxa"/>
-              <w:right w:w="80" w:type="dxa"/>
-            </w:tcMar>
-            <w:vAlign w:val="center"/>
-          </w:tcPr>
-          <w:p>
-            <w:pPr>
-              <w:spacing w:after="40" w:line="252" w:lineRule="auto"/>
-            </w:pPr>
-          </w:p>
-        </w:tc>
-        <w:tc>
-          <w:tcPr>
-            <w:tcW w:w="2554" w:type="dxa"/>
-            <w:tcMar>
-              <w:top w:w="80" w:type="dxa"/>
-              <w:left w:w="80" w:type="dxa"/>
-              <w:bottom w:w="80" w:type="dxa"/>
-              <w:right w:w="80" w:type="dxa"/>
-            </w:tcMar>
-            <w:vAlign w:val="center"/>
-          </w:tcPr>
-          <w:p>
-            <w:pPr>
-              <w:spacing w:after="40" w:line="252" w:lineRule="auto"/>
-            </w:pPr>
+        <w:tc>
+          <w:tcPr>
+            <w:tcW w:type="dxa" w:w="2554"/>
+          </w:tcPr>
+          <w:p>
+            <w:r>
+              <w:t>Defects &amp; Errors</w:t>
+            </w:r>
+          </w:p>
+        </w:tc>
+        <w:tc>
+          <w:tcPr>
+            <w:tcW w:type="dxa" w:w="2553"/>
+          </w:tcPr>
+          <w:p>
+            <w:r>
+              <w:t>20</w:t>
+            </w:r>
+          </w:p>
+        </w:tc>
+        <w:tc>
+          <w:tcPr>
+            <w:tcW w:type="dxa" w:w="2553"/>
+          </w:tcPr>
+          <w:p>
+            <w:r>
+              <w:t>5 cases (Jun-Jul)</w:t>
+            </w:r>
+          </w:p>
+        </w:tc>
+        <w:tc>
+          <w:tcPr>
+            <w:tcW w:type="dxa" w:w="2554"/>
+          </w:tcPr>
+          <w:p>
+            <w:r>
+              <w:t>Functional errors and scanning blank pages. Requires development patch verification.</w:t>
+            </w:r>
           </w:p>
         </w:tc>
       </w:tr>
       <w:tr>
-        <w:trPr>
-          <w:jc w:val="center"/>
-        </w:trPr>
-        <w:tc>
-          <w:tcPr>
-            <w:tcW w:w="2554" w:type="dxa"/>
-            <w:tcMar>
-              <w:top w:w="80" w:type="dxa"/>
-              <w:left w:w="80" w:type="dxa"/>
-              <w:bottom w:w="80" w:type="dxa"/>
-              <w:right w:w="80" w:type="dxa"/>
-            </w:tcMar>
-            <w:vAlign w:val="center"/>
-          </w:tcPr>
-          <w:p>
-            <w:pPr>
-              <w:spacing w:after="40" w:line="252" w:lineRule="auto"/>
-              <w:rPr>
-                <w:b/>
-                <w:bCs/>
-              </w:rPr>
-            </w:pPr>
-            <w:r>
-              <w:rPr>
-                <w:b/>
-                <w:bCs/>
-                <w:sz w:val="17"/>
-              </w:rPr>
-              <w:t>Login / access / permissions</w:t>
-            </w:r>
-          </w:p>
-        </w:tc>
-        <w:tc>
-          <w:tcPr>
-            <w:tcW w:w="2553" w:type="dxa"/>
-            <w:tcMar>
-              <w:top w:w="80" w:type="dxa"/>
-              <w:left w:w="80" w:type="dxa"/>
-              <w:bottom w:w="80" w:type="dxa"/>
-              <w:right w:w="80" w:type="dxa"/>
-            </w:tcMar>
-            <w:vAlign w:val="center"/>
-          </w:tcPr>
-          <w:p>
-            <w:pPr>
-              <w:spacing w:after="40" w:line="252" w:lineRule="auto"/>
-            </w:pPr>
-          </w:p>
-        </w:tc>
-        <w:tc>
-          <w:tcPr>
-            <w:tcW w:w="2553" w:type="dxa"/>
-            <w:tcMar>
-              <w:top w:w="80" w:type="dxa"/>
-              <w:left w:w="80" w:type="dxa"/>
-              <w:bottom w:w="80" w:type="dxa"/>
-              <w:right w:w="80" w:type="dxa"/>
-            </w:tcMar>
-            <w:vAlign w:val="center"/>
-          </w:tcPr>
-          <w:p>
-            <w:pPr>
-              <w:spacing w:after="40" w:line="252" w:lineRule="auto"/>
-            </w:pPr>
-          </w:p>
-        </w:tc>
-        <w:tc>
-          <w:tcPr>
-            <w:tcW w:w="2554" w:type="dxa"/>
-            <w:tcMar>
-              <w:top w:w="80" w:type="dxa"/>
-              <w:left w:w="80" w:type="dxa"/>
-              <w:bottom w:w="80" w:type="dxa"/>
-              <w:right w:w="80" w:type="dxa"/>
-            </w:tcMar>
-            <w:vAlign w:val="center"/>
-          </w:tcPr>
-          <w:p>
-            <w:pPr>
-              <w:spacing w:after="40" w:line="252" w:lineRule="auto"/>
-            </w:pPr>
+        <w:tc>
+          <w:tcPr>
+            <w:tcW w:type="dxa" w:w="2554"/>
+          </w:tcPr>
+          <w:p>
+            <w:r>
+              <w:t>Service Requests</w:t>
+            </w:r>
+          </w:p>
+        </w:tc>
+        <w:tc>
+          <w:tcPr>
+            <w:tcW w:type="dxa" w:w="2553"/>
+          </w:tcPr>
+          <w:p>
+            <w:r>
+              <w:t>18</w:t>
+            </w:r>
+          </w:p>
+        </w:tc>
+        <w:tc>
+          <w:tcPr>
+            <w:tcW w:type="dxa" w:w="2553"/>
+          </w:tcPr>
+          <w:p>
+            <w:r>
+              <w:t>3 cases (Jun-Jul)</w:t>
+            </w:r>
+          </w:p>
+        </w:tc>
+        <w:tc>
+          <w:tcPr>
+            <w:tcW w:type="dxa" w:w="2554"/>
+          </w:tcPr>
+          <w:p>
+            <w:r>
+              <w:t>New setup and quote requests. Recommend standard service catalog intake templates.</w:t>
+            </w:r>
           </w:p>
         </w:tc>
       </w:tr>
       <w:tr>
-        <w:trPr>
-          <w:jc w:val="center"/>
-        </w:trPr>
-        <w:tc>
-          <w:tcPr>
-            <w:tcW w:w="2554" w:type="dxa"/>
-            <w:tcMar>
-              <w:top w:w="80" w:type="dxa"/>
-              <w:left w:w="80" w:type="dxa"/>
-              <w:bottom w:w="80" w:type="dxa"/>
-              <w:right w:w="80" w:type="dxa"/>
-            </w:tcMar>
-            <w:vAlign w:val="center"/>
-          </w:tcPr>
-          <w:p>
-            <w:pPr>
-              <w:spacing w:after="40" w:line="252" w:lineRule="auto"/>
-              <w:rPr>
-                <w:b/>
-                <w:bCs/>
-              </w:rPr>
-            </w:pPr>
-            <w:r>
-              <w:rPr>
-                <w:b/>
-                <w:bCs/>
-                <w:sz w:val="17"/>
-              </w:rPr>
-              <w:t>Printing / documents / output</w:t>
-            </w:r>
-          </w:p>
-        </w:tc>
-        <w:tc>
-          <w:tcPr>
-            <w:tcW w:w="2553" w:type="dxa"/>
-            <w:tcMar>
-              <w:top w:w="80" w:type="dxa"/>
-              <w:left w:w="80" w:type="dxa"/>
-              <w:bottom w:w="80" w:type="dxa"/>
-              <w:right w:w="80" w:type="dxa"/>
-            </w:tcMar>
-            <w:vAlign w:val="center"/>
-          </w:tcPr>
-          <w:p>
-            <w:pPr>
-              <w:spacing w:after="40" w:line="252" w:lineRule="auto"/>
-            </w:pPr>
-          </w:p>
-        </w:tc>
-        <w:tc>
-          <w:tcPr>
-            <w:tcW w:w="2553" w:type="dxa"/>
-            <w:tcMar>
-              <w:top w:w="80" w:type="dxa"/>
-              <w:left w:w="80" w:type="dxa"/>
-              <w:bottom w:w="80" w:type="dxa"/>
-              <w:right w:w="80" w:type="dxa"/>
-            </w:tcMar>
-            <w:vAlign w:val="center"/>
-          </w:tcPr>
-          <w:p>
-            <w:pPr>
-              <w:spacing w:after="40" w:line="252" w:lineRule="auto"/>
-            </w:pPr>
-          </w:p>
-        </w:tc>
-        <w:tc>
-          <w:tcPr>
-            <w:tcW w:w="2554" w:type="dxa"/>
-            <w:tcMar>
-              <w:top w:w="80" w:type="dxa"/>
-              <w:left w:w="80" w:type="dxa"/>
-              <w:bottom w:w="80" w:type="dxa"/>
-              <w:right w:w="80" w:type="dxa"/>
-            </w:tcMar>
-            <w:vAlign w:val="center"/>
-          </w:tcPr>
-          <w:p>
-            <w:pPr>
-              <w:spacing w:after="40" w:line="252" w:lineRule="auto"/>
-            </w:pPr>
+        <w:tc>
+          <w:tcPr>
+            <w:tcW w:type="dxa" w:w="2554"/>
+          </w:tcPr>
+          <w:p>
+            <w:r>
+              <w:t>Data Management</w:t>
+            </w:r>
+          </w:p>
+        </w:tc>
+        <w:tc>
+          <w:tcPr>
+            <w:tcW w:type="dxa" w:w="2553"/>
+          </w:tcPr>
+          <w:p>
+            <w:r>
+              <w:t>15</w:t>
+            </w:r>
+          </w:p>
+        </w:tc>
+        <w:tc>
+          <w:tcPr>
+            <w:tcW w:type="dxa" w:w="2553"/>
+          </w:tcPr>
+          <w:p>
+            <w:r>
+              <w:t>1 cases (Jun-Jul)</w:t>
+            </w:r>
+          </w:p>
+        </w:tc>
+        <w:tc>
+          <w:tcPr>
+            <w:tcW w:type="dxa" w:w="2554"/>
+          </w:tcPr>
+          <w:p>
+            <w:r>
+              <w:t>Database data corrections and SQL fixes. Recommend tier-2 script library.</w:t>
+            </w:r>
           </w:p>
         </w:tc>
       </w:tr>
       <w:tr>
-        <w:trPr>
-          <w:jc w:val="center"/>
-        </w:trPr>
-        <w:tc>
-          <w:tcPr>
-            <w:tcW w:w="2554" w:type="dxa"/>
-            <w:tcMar>
-              <w:top w:w="80" w:type="dxa"/>
-              <w:left w:w="80" w:type="dxa"/>
-              <w:bottom w:w="80" w:type="dxa"/>
-              <w:right w:w="80" w:type="dxa"/>
-            </w:tcMar>
-            <w:vAlign w:val="center"/>
-          </w:tcPr>
-          <w:p>
-            <w:pPr>
-              <w:spacing w:after="40" w:line="252" w:lineRule="auto"/>
-              <w:rPr>
-                <w:b/>
-                <w:bCs/>
-              </w:rPr>
-            </w:pPr>
-            <w:r>
-              <w:rPr>
-                <w:b/>
-                <w:bCs/>
-                <w:sz w:val="17"/>
-              </w:rPr>
-              <w:t>Reporting / SSRS / dashboards</w:t>
-            </w:r>
-          </w:p>
-        </w:tc>
-        <w:tc>
-          <w:tcPr>
-            <w:tcW w:w="2553" w:type="dxa"/>
-            <w:tcMar>
-              <w:top w:w="80" w:type="dxa"/>
-              <w:left w:w="80" w:type="dxa"/>
-              <w:bottom w:w="80" w:type="dxa"/>
-              <w:right w:w="80" w:type="dxa"/>
-            </w:tcMar>
-            <w:vAlign w:val="center"/>
-          </w:tcPr>
-          <w:p>
-            <w:pPr>
-              <w:spacing w:after="40" w:line="252" w:lineRule="auto"/>
-            </w:pPr>
-          </w:p>
-        </w:tc>
-        <w:tc>
-          <w:tcPr>
-            <w:tcW w:w="2553" w:type="dxa"/>
-            <w:tcMar>
-              <w:top w:w="80" w:type="dxa"/>
-              <w:left w:w="80" w:type="dxa"/>
-              <w:bottom w:w="80" w:type="dxa"/>
-              <w:right w:w="80" w:type="dxa"/>
-            </w:tcMar>
-            <w:vAlign w:val="center"/>
-          </w:tcPr>
-          <w:p>
-            <w:pPr>
-              <w:spacing w:after="40" w:line="252" w:lineRule="auto"/>
-            </w:pPr>
-          </w:p>
-        </w:tc>
-        <w:tc>
-          <w:tcPr>
-            <w:tcW w:w="2554" w:type="dxa"/>
-            <w:tcMar>
-              <w:top w:w="80" w:type="dxa"/>
-              <w:left w:w="80" w:type="dxa"/>
-              <w:bottom w:w="80" w:type="dxa"/>
-              <w:right w:w="80" w:type="dxa"/>
-            </w:tcMar>
-            <w:vAlign w:val="center"/>
-          </w:tcPr>
-          <w:p>
-            <w:pPr>
-              <w:spacing w:after="40" w:line="252" w:lineRule="auto"/>
-            </w:pPr>
+        <w:tc>
+          <w:tcPr>
+            <w:tcW w:type="dxa" w:w="2554"/>
+          </w:tcPr>
+          <w:p>
+            <w:r>
+              <w:t>Notifications &amp; Communications</w:t>
+            </w:r>
+          </w:p>
+        </w:tc>
+        <w:tc>
+          <w:tcPr>
+            <w:tcW w:type="dxa" w:w="2553"/>
+          </w:tcPr>
+          <w:p>
+            <w:r>
+              <w:t>12</w:t>
+            </w:r>
+          </w:p>
+        </w:tc>
+        <w:tc>
+          <w:tcPr>
+            <w:tcW w:type="dxa" w:w="2553"/>
+          </w:tcPr>
+          <w:p>
+            <w:r>
+              <w:t>1 cases (Jun-Jul)</w:t>
+            </w:r>
+          </w:p>
+        </w:tc>
+        <w:tc>
+          <w:tcPr>
+            <w:tcW w:type="dxa" w:w="2554"/>
+          </w:tcPr>
+          <w:p>
+            <w:r>
+              <w:t>Monitor trend movement and user demand.</w:t>
+            </w:r>
           </w:p>
         </w:tc>
       </w:tr>
       <w:tr>
-        <w:trPr>
-          <w:jc w:val="center"/>
-        </w:trPr>
-        <w:tc>
-          <w:tcPr>
-            <w:tcW w:w="2554" w:type="dxa"/>
-            <w:tcMar>
-              <w:top w:w="80" w:type="dxa"/>
-              <w:left w:w="80" w:type="dxa"/>
-              <w:bottom w:w="80" w:type="dxa"/>
-              <w:right w:w="80" w:type="dxa"/>
-            </w:tcMar>
-            <w:vAlign w:val="center"/>
-          </w:tcPr>
-          <w:p>
-            <w:pPr>
-              <w:spacing w:after="40" w:line="252" w:lineRule="auto"/>
-              <w:rPr>
-                <w:b/>
-                <w:bCs/>
-              </w:rPr>
-            </w:pPr>
-            <w:r>
-              <w:rPr>
-                <w:b/>
-                <w:bCs/>
-                <w:sz w:val="17"/>
-              </w:rPr>
-              <w:t>Appointments / scheduling</w:t>
-            </w:r>
-          </w:p>
-        </w:tc>
-        <w:tc>
-          <w:tcPr>
-            <w:tcW w:w="2553" w:type="dxa"/>
-            <w:tcMar>
-              <w:top w:w="80" w:type="dxa"/>
-              <w:left w:w="80" w:type="dxa"/>
-              <w:bottom w:w="80" w:type="dxa"/>
-              <w:right w:w="80" w:type="dxa"/>
-            </w:tcMar>
-            <w:vAlign w:val="center"/>
-          </w:tcPr>
-          <w:p>
-            <w:pPr>
-              <w:spacing w:after="40" w:line="252" w:lineRule="auto"/>
-            </w:pPr>
-          </w:p>
-        </w:tc>
-        <w:tc>
-          <w:tcPr>
-            <w:tcW w:w="2553" w:type="dxa"/>
-            <w:tcMar>
-              <w:top w:w="80" w:type="dxa"/>
-              <w:left w:w="80" w:type="dxa"/>
-              <w:bottom w:w="80" w:type="dxa"/>
-              <w:right w:w="80" w:type="dxa"/>
-            </w:tcMar>
-            <w:vAlign w:val="center"/>
-          </w:tcPr>
-          <w:p>
-            <w:pPr>
-              <w:spacing w:after="40" w:line="252" w:lineRule="auto"/>
-            </w:pPr>
-          </w:p>
-        </w:tc>
-        <w:tc>
-          <w:tcPr>
-            <w:tcW w:w="2554" w:type="dxa"/>
-            <w:tcMar>
-              <w:top w:w="80" w:type="dxa"/>
-              <w:left w:w="80" w:type="dxa"/>
-              <w:bottom w:w="80" w:type="dxa"/>
-              <w:right w:w="80" w:type="dxa"/>
-            </w:tcMar>
-            <w:vAlign w:val="center"/>
-          </w:tcPr>
-          <w:p>
-            <w:pPr>
-              <w:spacing w:after="40" w:line="252" w:lineRule="auto"/>
-            </w:pPr>
+        <w:tc>
+          <w:tcPr>
+            <w:tcW w:type="dxa" w:w="2554"/>
+          </w:tcPr>
+          <w:p>
+            <w:r>
+              <w:t>Workflow &amp; Process</w:t>
+            </w:r>
+          </w:p>
+        </w:tc>
+        <w:tc>
+          <w:tcPr>
+            <w:tcW w:type="dxa" w:w="2553"/>
+          </w:tcPr>
+          <w:p>
+            <w:r>
+              <w:t>5</w:t>
+            </w:r>
+          </w:p>
+        </w:tc>
+        <w:tc>
+          <w:tcPr>
+            <w:tcW w:type="dxa" w:w="2553"/>
+          </w:tcPr>
+          <w:p>
+            <w:r>
+              <w:t>1 cases (Jun-Jul)</w:t>
+            </w:r>
+          </w:p>
+        </w:tc>
+        <w:tc>
+          <w:tcPr>
+            <w:tcW w:type="dxa" w:w="2554"/>
+          </w:tcPr>
+          <w:p>
+            <w:r>
+              <w:t>Monitor trend movement and user demand.</w:t>
+            </w:r>
+          </w:p>
+        </w:tc>
+      </w:tr>
+      <w:tr>
+        <w:tc>
+          <w:tcPr>
+            <w:tcW w:type="dxa" w:w="2554"/>
+          </w:tcPr>
+          <w:p>
+            <w:r>
+              <w:t>User Guidance &amp; Training</w:t>
+            </w:r>
+          </w:p>
+        </w:tc>
+        <w:tc>
+          <w:tcPr>
+            <w:tcW w:type="dxa" w:w="2553"/>
+          </w:tcPr>
+          <w:p>
+            <w:r>
+              <w:t>4</w:t>
+            </w:r>
+          </w:p>
+        </w:tc>
+        <w:tc>
+          <w:tcPr>
+            <w:tcW w:type="dxa" w:w="2553"/>
+          </w:tcPr>
+          <w:p>
+            <w:r>
+              <w:t>1 cases (Jun-Jul)</w:t>
+            </w:r>
+          </w:p>
+        </w:tc>
+        <w:tc>
+          <w:tcPr>
+            <w:tcW w:type="dxa" w:w="2554"/>
+          </w:tcPr>
+          <w:p>
+            <w:r>
+              <w:t>Monitor trend movement and user demand.</w:t>
+            </w:r>
+          </w:p>
+        </w:tc>
+      </w:tr>
+      <w:tr>
+        <w:tc>
+          <w:tcPr>
+            <w:tcW w:type="dxa" w:w="2554"/>
+          </w:tcPr>
+          <w:p>
+            <w:r>
+              <w:t>Case Administration</w:t>
+            </w:r>
+          </w:p>
+        </w:tc>
+        <w:tc>
+          <w:tcPr>
+            <w:tcW w:type="dxa" w:w="2553"/>
+          </w:tcPr>
+          <w:p>
+            <w:r>
+              <w:t>1</w:t>
+            </w:r>
+          </w:p>
+        </w:tc>
+        <w:tc>
+          <w:tcPr>
+            <w:tcW w:type="dxa" w:w="2553"/>
+          </w:tcPr>
+          <w:p>
+            <w:r>
+              <w:t>0 cases (Jun-Jul)</w:t>
+            </w:r>
+          </w:p>
+        </w:tc>
+        <w:tc>
+          <w:tcPr>
+            <w:tcW w:type="dxa" w:w="2554"/>
+          </w:tcPr>
+          <w:p>
+            <w:r>
+              <w:t>Monitor trend movement and user demand.</w:t>
+            </w:r>
           </w:p>
         </w:tc>
       </w:tr>
@@ -3111,7 +2633,7 @@
           </w:tcPr>
           <w:p>
             <w:r>
-              <w:t>Audit / IG / access investigation</w:t>
+              <w:t>1</w:t>
             </w:r>
           </w:p>
         </w:tc>
@@ -3121,7 +2643,7 @@
           </w:tcPr>
           <w:p>
             <w:r>
-              <w:t>296</w:t>
+              <w:t>Health Service Executive</w:t>
             </w:r>
           </w:p>
         </w:tc>
@@ -3131,7 +2653,7 @@
           </w:tcPr>
           <w:p>
             <w:r>
-              <w:t>72</w:t>
+              <w:t>75</w:t>
             </w:r>
           </w:p>
         </w:tc>
@@ -3141,7 +2663,7 @@
           </w:tcPr>
           <w:p>
             <w:r>
-              <w:t>High volume — consider KB and automation.</w:t>
+              <w:t>0</w:t>
             </w:r>
           </w:p>
         </w:tc>
@@ -3153,7 +2675,7 @@
           </w:tcPr>
           <w:p>
             <w:r>
-              <w:t>Other</w:t>
+              <w:t>2</w:t>
             </w:r>
           </w:p>
         </w:tc>
@@ -3163,7 +2685,7 @@
           </w:tcPr>
           <w:p>
             <w:r>
-              <w:t>198</w:t>
+              <w:t>South Tees Hospitals NHS Foundation Trust</w:t>
             </w:r>
           </w:p>
         </w:tc>
@@ -3173,7 +2695,7 @@
           </w:tcPr>
           <w:p>
             <w:r>
-              <w:t>29</w:t>
+              <w:t>72</w:t>
             </w:r>
           </w:p>
         </w:tc>
@@ -3183,7 +2705,7 @@
           </w:tcPr>
           <w:p>
             <w:r>
-              <w:t>High volume — consider KB and automation.</w:t>
+              <w:t>1</w:t>
             </w:r>
           </w:p>
         </w:tc>
@@ -3195,7 +2717,7 @@
           </w:tcPr>
           <w:p>
             <w:r>
-              <w:t>DAD / HL7 / interface messaging</w:t>
+              <w:t>3</w:t>
             </w:r>
           </w:p>
         </w:tc>
@@ -3205,7 +2727,7 @@
           </w:tcPr>
           <w:p>
             <w:r>
-              <w:t>128</w:t>
+              <w:t>Mid Yorkshire Teaching NHS Trust</w:t>
             </w:r>
           </w:p>
         </w:tc>
@@ -3215,7 +2737,7 @@
           </w:tcPr>
           <w:p>
             <w:r>
-              <w:t>24</w:t>
+              <w:t>72</w:t>
             </w:r>
           </w:p>
         </w:tc>
@@ -3225,7 +2747,7 @@
           </w:tcPr>
           <w:p>
             <w:r>
-              <w:t>High volume — consider KB and automation.</w:t>
+              <w:t>1</w:t>
             </w:r>
           </w:p>
         </w:tc>
@@ -3237,7 +2759,7 @@
           </w:tcPr>
           <w:p>
             <w:r>
-              <w:t>Clinical workflow / DEP / clinic / BRM</w:t>
+              <w:t>4</w:t>
             </w:r>
           </w:p>
         </w:tc>
@@ -3247,7 +2769,7 @@
           </w:tcPr>
           <w:p>
             <w:r>
-              <w:t>110</w:t>
+              <w:t>Leeds Teaching Hospitals NHS Trust</w:t>
             </w:r>
           </w:p>
         </w:tc>
@@ -3257,7 +2779,7 @@
           </w:tcPr>
           <w:p>
             <w:r>
-              <w:t>14</w:t>
+              <w:t>66</w:t>
             </w:r>
           </w:p>
         </w:tc>
@@ -3267,7 +2789,7 @@
           </w:tcPr>
           <w:p>
             <w:r>
-              <w:t>High volume — consider KB and automation.</w:t>
+              <w:t>3</w:t>
             </w:r>
           </w:p>
         </w:tc>
@@ -3279,7 +2801,7 @@
           </w:tcPr>
           <w:p>
             <w:r>
-              <w:t>Data / SQL / configuration</w:t>
+              <w:t>5</w:t>
             </w:r>
           </w:p>
         </w:tc>
@@ -3289,7 +2811,7 @@
           </w:tcPr>
           <w:p>
             <w:r>
-              <w:t>61</w:t>
+              <w:t>North West Anglia NHS Foundation Trust</w:t>
             </w:r>
           </w:p>
         </w:tc>
@@ -3299,7 +2821,7 @@
           </w:tcPr>
           <w:p>
             <w:r>
-              <w:t>6</w:t>
+              <w:t>59</w:t>
             </w:r>
           </w:p>
         </w:tc>
@@ -3309,7 +2831,7 @@
           </w:tcPr>
           <w:p>
             <w:r>
-              <w:t>Medium volume — review for triage improvements.</w:t>
+              <w:t>2</w:t>
             </w:r>
           </w:p>
         </w:tc>
@@ -3321,7 +2843,7 @@
           </w:tcPr>
           <w:p>
             <w:r>
-              <w:t>Environment / Deployment / Test</w:t>
+              <w:t>6</w:t>
             </w:r>
           </w:p>
         </w:tc>
@@ -3331,7 +2853,7 @@
           </w:tcPr>
           <w:p>
             <w:r>
-              <w:t>38</w:t>
+              <w:t>Swansea Bay University Health Board</w:t>
             </w:r>
           </w:p>
         </w:tc>
@@ -3341,7 +2863,7 @@
           </w:tcPr>
           <w:p>
             <w:r>
-              <w:t>6</w:t>
+              <w:t>58</w:t>
             </w:r>
           </w:p>
         </w:tc>
@@ -3351,7 +2873,7 @@
           </w:tcPr>
           <w:p>
             <w:r>
-              <w:t>Medium volume — review for triage improvements.</w:t>
+              <w:t>2</w:t>
             </w:r>
           </w:p>
         </w:tc>
@@ -3363,7 +2885,7 @@
           </w:tcPr>
           <w:p>
             <w:r>
-              <w:t>Login / access / permissions</w:t>
+              <w:t>7</w:t>
             </w:r>
           </w:p>
         </w:tc>
@@ -3373,7 +2895,7 @@
           </w:tcPr>
           <w:p>
             <w:r>
-              <w:t>28</w:t>
+              <w:t>Wye Valley NHS Trust</w:t>
             </w:r>
           </w:p>
         </w:tc>
@@ -3383,7 +2905,7 @@
           </w:tcPr>
           <w:p>
             <w:r>
-              <w:t>3</w:t>
+              <w:t>56</w:t>
             </w:r>
           </w:p>
         </w:tc>
@@ -3393,7 +2915,7 @@
           </w:tcPr>
           <w:p>
             <w:r>
-              <w:t>Low volume — monitor; consider knowledge article if recurring.</w:t>
+              <w:t>0</w:t>
             </w:r>
           </w:p>
         </w:tc>
@@ -3405,7 +2927,7 @@
           </w:tcPr>
           <w:p>
             <w:r>
-              <w:t>SCR / TIE issues</w:t>
+              <w:t>8</w:t>
             </w:r>
           </w:p>
         </w:tc>
@@ -3415,7 +2937,7 @@
           </w:tcPr>
           <w:p>
             <w:r>
-              <w:t>26</w:t>
+              <w:t>North Cumbria Integrated Care NHS Foundation Trust</w:t>
             </w:r>
           </w:p>
         </w:tc>
@@ -3425,7 +2947,7 @@
           </w:tcPr>
           <w:p>
             <w:r>
-              <w:t>6</w:t>
+              <w:t>46</w:t>
             </w:r>
           </w:p>
         </w:tc>
@@ -3435,7 +2957,7 @@
           </w:tcPr>
           <w:p>
             <w:r>
-              <w:t>Low volume — monitor; consider knowledge article if recurring.</w:t>
+              <w:t>1</w:t>
             </w:r>
           </w:p>
         </w:tc>
@@ -3447,7 +2969,7 @@
           </w:tcPr>
           <w:p>
             <w:r>
-              <w:t>Printing / documents / output</w:t>
+              <w:t>9</w:t>
             </w:r>
           </w:p>
         </w:tc>
@@ -3457,7 +2979,7 @@
           </w:tcPr>
           <w:p>
             <w:r>
-              <w:t>19</w:t>
+              <w:t>Doncaster and Bassetlaw Teaching Hospitals NHS Foundation Trust</w:t>
             </w:r>
           </w:p>
         </w:tc>
@@ -3467,7 +2989,7 @@
           </w:tcPr>
           <w:p>
             <w:r>
-              <w:t>2</w:t>
+              <w:t>43</w:t>
             </w:r>
           </w:p>
         </w:tc>
@@ -3477,7 +2999,7 @@
           </w:tcPr>
           <w:p>
             <w:r>
-              <w:t>Low volume — monitor; consider knowledge article if recurring.</w:t>
+              <w:t>4</w:t>
             </w:r>
           </w:p>
         </w:tc>
@@ -3489,7 +3011,7 @@
           </w:tcPr>
           <w:p>
             <w:r>
-              <w:t>Performance / outage / errors</w:t>
+              <w:t>10</w:t>
             </w:r>
           </w:p>
         </w:tc>
@@ -3499,7 +3021,7 @@
           </w:tcPr>
           <w:p>
             <w:r>
-              <w:t>16</w:t>
+              <w:t>Northern Lincolnshire And Goole NHS Foundation Trust</w:t>
             </w:r>
           </w:p>
         </w:tc>
@@ -3509,7 +3031,7 @@
           </w:tcPr>
           <w:p>
             <w:r>
-              <w:t>5</w:t>
+              <w:t>41</w:t>
             </w:r>
           </w:p>
         </w:tc>
@@ -3519,301 +3041,7 @@
           </w:tcPr>
           <w:p>
             <w:r>
-              <w:t>Low volume — monitor; consider knowledge article if recurring. Recent uptick observed.</w:t>
-            </w:r>
-          </w:p>
-        </w:tc>
-      </w:tr>
-      <w:tr>
-        <w:tc>
-          <w:tcPr>
-            <w:tcW w:type="dxa" w:w="846"/>
-          </w:tcPr>
-          <w:p>
-            <w:r>
-              <w:t>Reporting / SSRS / dashboards</w:t>
-            </w:r>
-          </w:p>
-        </w:tc>
-        <w:tc>
-          <w:tcPr>
-            <w:tcW w:type="dxa" w:w="5103"/>
-          </w:tcPr>
-          <w:p>
-            <w:r>
-              <w:t>9</w:t>
-            </w:r>
-          </w:p>
-        </w:tc>
-        <w:tc>
-          <w:tcPr>
-            <w:tcW w:type="dxa" w:w="2132"/>
-          </w:tcPr>
-          <w:p>
-            <w:r>
-              <w:t>2</w:t>
-            </w:r>
-          </w:p>
-        </w:tc>
-        <w:tc>
-          <w:tcPr>
-            <w:tcW w:type="dxa" w:w="2133"/>
-          </w:tcPr>
-          <w:p>
-            <w:r>
-              <w:t>Low volume — monitor; consider knowledge article if recurring.</w:t>
-            </w:r>
-          </w:p>
-        </w:tc>
-      </w:tr>
-      <w:tr>
-        <w:tc>
-          <w:tcPr>
-            <w:tcW w:type="dxa" w:w="846"/>
-          </w:tcPr>
-          <w:p>
-            <w:r>
-              <w:t>Location / department / lookup changes</w:t>
-            </w:r>
-          </w:p>
-        </w:tc>
-        <w:tc>
-          <w:tcPr>
-            <w:tcW w:type="dxa" w:w="5103"/>
-          </w:tcPr>
-          <w:p>
-            <w:r>
-              <w:t>8</w:t>
-            </w:r>
-          </w:p>
-        </w:tc>
-        <w:tc>
-          <w:tcPr>
-            <w:tcW w:type="dxa" w:w="2132"/>
-          </w:tcPr>
-          <w:p>
-            <w:r>
-              <w:t>0</w:t>
-            </w:r>
-          </w:p>
-        </w:tc>
-        <w:tc>
-          <w:tcPr>
-            <w:tcW w:type="dxa" w:w="2133"/>
-          </w:tcPr>
-          <w:p>
-            <w:r>
-              <w:t>Low volume — monitor; consider knowledge article if recurring.</w:t>
-            </w:r>
-          </w:p>
-        </w:tc>
-      </w:tr>
-      <w:tr>
-        <w:tc>
-          <w:tcPr>
-            <w:tcW w:type="dxa" w:w="846"/>
-          </w:tcPr>
-          <w:p>
-            <w:r>
-              <w:t>Account / Active users</w:t>
-            </w:r>
-          </w:p>
-        </w:tc>
-        <w:tc>
-          <w:tcPr>
-            <w:tcW w:type="dxa" w:w="5103"/>
-          </w:tcPr>
-          <w:p>
-            <w:r>
-              <w:t>8</w:t>
-            </w:r>
-          </w:p>
-        </w:tc>
-        <w:tc>
-          <w:tcPr>
-            <w:tcW w:type="dxa" w:w="2132"/>
-          </w:tcPr>
-          <w:p>
-            <w:r>
-              <w:t>2</w:t>
-            </w:r>
-          </w:p>
-        </w:tc>
-        <w:tc>
-          <w:tcPr>
-            <w:tcW w:type="dxa" w:w="2133"/>
-          </w:tcPr>
-          <w:p>
-            <w:r>
-              <w:t>Low volume — monitor; consider knowledge article if recurring.</w:t>
-            </w:r>
-          </w:p>
-        </w:tc>
-      </w:tr>
-      <w:tr>
-        <w:tc>
-          <w:tcPr>
-            <w:tcW w:type="dxa" w:w="846"/>
-          </w:tcPr>
-          <w:p>
-            <w:r>
-              <w:t>Soft delete / deleted records</w:t>
-            </w:r>
-          </w:p>
-        </w:tc>
-        <w:tc>
-          <w:tcPr>
-            <w:tcW w:type="dxa" w:w="5103"/>
-          </w:tcPr>
-          <w:p>
-            <w:r>
-              <w:t>4</w:t>
-            </w:r>
-          </w:p>
-        </w:tc>
-        <w:tc>
-          <w:tcPr>
-            <w:tcW w:type="dxa" w:w="2132"/>
-          </w:tcPr>
-          <w:p>
-            <w:r>
-              <w:t>0</w:t>
-            </w:r>
-          </w:p>
-        </w:tc>
-        <w:tc>
-          <w:tcPr>
-            <w:tcW w:type="dxa" w:w="2133"/>
-          </w:tcPr>
-          <w:p>
-            <w:r>
-              <w:t>Low volume — monitor; consider knowledge article if recurring.</w:t>
-            </w:r>
-          </w:p>
-        </w:tc>
-      </w:tr>
-      <w:tr>
-        <w:tc>
-          <w:tcPr>
-            <w:tcW w:type="dxa" w:w="846"/>
-          </w:tcPr>
-          <w:p>
-            <w:r>
-              <w:t>ODS / TRUD updates</w:t>
-            </w:r>
-          </w:p>
-        </w:tc>
-        <w:tc>
-          <w:tcPr>
-            <w:tcW w:type="dxa" w:w="5103"/>
-          </w:tcPr>
-          <w:p>
-            <w:r>
               <w:t>3</w:t>
-            </w:r>
-          </w:p>
-        </w:tc>
-        <w:tc>
-          <w:tcPr>
-            <w:tcW w:type="dxa" w:w="2132"/>
-          </w:tcPr>
-          <w:p>
-            <w:r>
-              <w:t>0</w:t>
-            </w:r>
-          </w:p>
-        </w:tc>
-        <w:tc>
-          <w:tcPr>
-            <w:tcW w:type="dxa" w:w="2133"/>
-          </w:tcPr>
-          <w:p>
-            <w:r>
-              <w:t>Low volume — monitor; consider knowledge article if recurring.</w:t>
-            </w:r>
-          </w:p>
-        </w:tc>
-      </w:tr>
-      <w:tr>
-        <w:tc>
-          <w:tcPr>
-            <w:tcW w:type="dxa" w:w="846"/>
-          </w:tcPr>
-          <w:p>
-            <w:r>
-              <w:t>Master File / Import</w:t>
-            </w:r>
-          </w:p>
-        </w:tc>
-        <w:tc>
-          <w:tcPr>
-            <w:tcW w:type="dxa" w:w="5103"/>
-          </w:tcPr>
-          <w:p>
-            <w:r>
-              <w:t>3</w:t>
-            </w:r>
-          </w:p>
-        </w:tc>
-        <w:tc>
-          <w:tcPr>
-            <w:tcW w:type="dxa" w:w="2132"/>
-          </w:tcPr>
-          <w:p>
-            <w:r>
-              <w:t>0</w:t>
-            </w:r>
-          </w:p>
-        </w:tc>
-        <w:tc>
-          <w:tcPr>
-            <w:tcW w:type="dxa" w:w="2133"/>
-          </w:tcPr>
-          <w:p>
-            <w:r>
-              <w:t>Low volume — monitor; consider knowledge article if recurring.</w:t>
-            </w:r>
-          </w:p>
-        </w:tc>
-      </w:tr>
-      <w:tr>
-        <w:tc>
-          <w:tcPr>
-            <w:tcW w:type="dxa" w:w="846"/>
-          </w:tcPr>
-          <w:p>
-            <w:r>
-              <w:t>Site-specific / Bedford Symphony</w:t>
-            </w:r>
-          </w:p>
-        </w:tc>
-        <w:tc>
-          <w:tcPr>
-            <w:tcW w:type="dxa" w:w="5103"/>
-          </w:tcPr>
-          <w:p>
-            <w:r>
-              <w:t>3</w:t>
-            </w:r>
-          </w:p>
-        </w:tc>
-        <w:tc>
-          <w:tcPr>
-            <w:tcW w:type="dxa" w:w="2132"/>
-          </w:tcPr>
-          <w:p>
-            <w:r>
-              <w:t>0</w:t>
-            </w:r>
-          </w:p>
-        </w:tc>
-        <w:tc>
-          <w:tcPr>
-            <w:tcW w:type="dxa" w:w="2133"/>
-          </w:tcPr>
-          <w:p>
-            <w:r>
-              <w:t>Low volume — monitor; consider knowledge article if recurring.</w:t>
             </w:r>
           </w:p>
         </w:tc>
@@ -3941,7 +3169,7 @@
           </w:tcPr>
           <w:p>
             <w:r>
-              <w:t>1</w:t>
+              <w:t>Priority 1</w:t>
             </w:r>
           </w:p>
         </w:tc>
@@ -3951,7 +3179,7 @@
           </w:tcPr>
           <w:p>
             <w:r>
-              <w:t>Health Service Executive</w:t>
+              <w:t>Implement Automated HL7 &amp; DAD Interface Queue Retry</w:t>
             </w:r>
           </w:p>
         </w:tc>
@@ -3961,7 +3189,7 @@
           </w:tcPr>
           <w:p>
             <w:r>
-              <w:t>75</w:t>
+              <w:t>Integration failures represent 52.2% of demand (500 cases). Automated retries will prevent manual support queue build-up.</w:t>
             </w:r>
           </w:p>
         </w:tc>
@@ -3973,7 +3201,7 @@
           </w:tcPr>
           <w:p>
             <w:r>
-              <w:t>2</w:t>
+              <w:t>Priority 1</w:t>
             </w:r>
           </w:p>
         </w:tc>
@@ -3983,7 +3211,7 @@
           </w:tcPr>
           <w:p>
             <w:r>
-              <w:t>Mid Yorkshire Teaching NHS Trust</w:t>
+              <w:t>Deploy Self-Service Information Governance Audit Portal</w:t>
             </w:r>
           </w:p>
         </w:tc>
@@ -3993,7 +3221,7 @@
           </w:tcPr>
           <w:p>
             <w:r>
-              <w:t>72</w:t>
+              <w:t>Audit &amp; IG requests account for 151 cases (15.8%). An automated portal will eliminate tier-2 manual SQL audit extraction.</w:t>
             </w:r>
           </w:p>
         </w:tc>
@@ -4005,7 +3233,7 @@
           </w:tcPr>
           <w:p>
             <w:r>
-              <w:t>3</w:t>
+              <w:t>Priority 2</w:t>
             </w:r>
           </w:p>
         </w:tc>
@@ -4015,7 +3243,7 @@
           </w:tcPr>
           <w:p>
             <w:r>
-              <w:t>South Tees Hospitals NHS Foundation Trust</w:t>
+              <w:t>Standardise Departmental &amp; Ward Lookup Change Requests</w:t>
             </w:r>
           </w:p>
         </w:tc>
@@ -4025,7 +3253,7 @@
           </w:tcPr>
           <w:p>
             <w:r>
-              <w:t>72</w:t>
+              <w:t>Master data changes represent 41 cases. Standardized intake forms will improve change turnaround times.</w:t>
             </w:r>
           </w:p>
         </w:tc>
@@ -4037,7 +3265,7 @@
           </w:tcPr>
           <w:p>
             <w:r>
-              <w:t>4</w:t>
+              <w:t>Priority 2</w:t>
             </w:r>
           </w:p>
         </w:tc>
@@ -4047,7 +3275,7 @@
           </w:tcPr>
           <w:p>
             <w:r>
-              <w:t>Leeds Teaching Hospitals NHS Trust</w:t>
+              <w:t>Publish SSRS Self-Service Reporting Knowledge Base</w:t>
             </w:r>
           </w:p>
         </w:tc>
@@ -4057,7 +3285,7 @@
           </w:tcPr>
           <w:p>
             <w:r>
-              <w:t>66</w:t>
+              <w:t>Reporting &amp; data extracts account for 31 cases with high SLA duration (2d 3h). Pre-built templates reduce custom extract work.</w:t>
             </w:r>
           </w:p>
         </w:tc>
@@ -4069,7 +3297,7 @@
           </w:tcPr>
           <w:p>
             <w:r>
-              <w:t>5</w:t>
+              <w:t>Priority 3</w:t>
             </w:r>
           </w:p>
         </w:tc>
@@ -4079,7 +3307,7 @@
           </w:tcPr>
           <w:p>
             <w:r>
-              <w:t>North West Anglia NHS Foundation Trust</w:t>
+              <w:t>Establish Automated Printer &amp; Output Configuration Guidance</w:t>
             </w:r>
           </w:p>
         </w:tc>
@@ -4089,167 +3317,7 @@
           </w:tcPr>
           <w:p>
             <w:r>
-              <w:t>59</w:t>
-            </w:r>
-          </w:p>
-        </w:tc>
-      </w:tr>
-      <w:tr>
-        <w:tc>
-          <w:tcPr>
-            <w:tcW w:type="dxa" w:w="846"/>
-          </w:tcPr>
-          <w:p>
-            <w:r>
-              <w:t>6</w:t>
-            </w:r>
-          </w:p>
-        </w:tc>
-        <w:tc>
-          <w:tcPr>
-            <w:tcW w:type="dxa" w:w="4684"/>
-          </w:tcPr>
-          <w:p>
-            <w:r>
-              <w:t>Swansea Bay University Health Board</w:t>
-            </w:r>
-          </w:p>
-        </w:tc>
-        <w:tc>
-          <w:tcPr>
-            <w:tcW w:type="dxa" w:w="4684"/>
-          </w:tcPr>
-          <w:p>
-            <w:r>
-              <w:t>58</w:t>
-            </w:r>
-          </w:p>
-        </w:tc>
-      </w:tr>
-      <w:tr>
-        <w:tc>
-          <w:tcPr>
-            <w:tcW w:type="dxa" w:w="846"/>
-          </w:tcPr>
-          <w:p>
-            <w:r>
-              <w:t>7</w:t>
-            </w:r>
-          </w:p>
-        </w:tc>
-        <w:tc>
-          <w:tcPr>
-            <w:tcW w:type="dxa" w:w="4684"/>
-          </w:tcPr>
-          <w:p>
-            <w:r>
-              <w:t>Wye Valley NHS Trust</w:t>
-            </w:r>
-          </w:p>
-        </w:tc>
-        <w:tc>
-          <w:tcPr>
-            <w:tcW w:type="dxa" w:w="4684"/>
-          </w:tcPr>
-          <w:p>
-            <w:r>
-              <w:t>56</w:t>
-            </w:r>
-          </w:p>
-        </w:tc>
-      </w:tr>
-      <w:tr>
-        <w:tc>
-          <w:tcPr>
-            <w:tcW w:type="dxa" w:w="846"/>
-          </w:tcPr>
-          <w:p>
-            <w:r>
-              <w:t>8</w:t>
-            </w:r>
-          </w:p>
-        </w:tc>
-        <w:tc>
-          <w:tcPr>
-            <w:tcW w:type="dxa" w:w="4684"/>
-          </w:tcPr>
-          <w:p>
-            <w:r>
-              <w:t>North Cumbria Integrated Care NHS Foundation Trust</w:t>
-            </w:r>
-          </w:p>
-        </w:tc>
-        <w:tc>
-          <w:tcPr>
-            <w:tcW w:type="dxa" w:w="4684"/>
-          </w:tcPr>
-          <w:p>
-            <w:r>
-              <w:t>46</w:t>
-            </w:r>
-          </w:p>
-        </w:tc>
-      </w:tr>
-      <w:tr>
-        <w:tc>
-          <w:tcPr>
-            <w:tcW w:type="dxa" w:w="846"/>
-          </w:tcPr>
-          <w:p>
-            <w:r>
-              <w:t>9</w:t>
-            </w:r>
-          </w:p>
-        </w:tc>
-        <w:tc>
-          <w:tcPr>
-            <w:tcW w:type="dxa" w:w="4684"/>
-          </w:tcPr>
-          <w:p>
-            <w:r>
-              <w:t>Doncaster and Bassetlaw Teaching Hospitals NHS Foundation Trust</w:t>
-            </w:r>
-          </w:p>
-        </w:tc>
-        <w:tc>
-          <w:tcPr>
-            <w:tcW w:type="dxa" w:w="4684"/>
-          </w:tcPr>
-          <w:p>
-            <w:r>
-              <w:t>43</w:t>
-            </w:r>
-          </w:p>
-        </w:tc>
-      </w:tr>
-      <w:tr>
-        <w:tc>
-          <w:tcPr>
-            <w:tcW w:type="dxa" w:w="846"/>
-          </w:tcPr>
-          <w:p>
-            <w:r>
-              <w:t>10</w:t>
-            </w:r>
-          </w:p>
-        </w:tc>
-        <w:tc>
-          <w:tcPr>
-            <w:tcW w:type="dxa" w:w="4684"/>
-          </w:tcPr>
-          <w:p>
-            <w:r>
-              <w:t>Northern Lincolnshire And Goole NHS Foundation Trust</w:t>
-            </w:r>
-          </w:p>
-        </w:tc>
-        <w:tc>
-          <w:tcPr>
-            <w:tcW w:type="dxa" w:w="4684"/>
-          </w:tcPr>
-          <w:p>
-            <w:r>
-              <w:t>41</w:t>
+              <w:t>Batch printing issues represent 28 cases. KB articles and automated diagnostics will resolve client output issues.</w:t>
             </w:r>
           </w:p>
         </w:tc>
@@ -4261,23 +3329,6 @@
       </w:pPr>
       <w:r>
         <w:t>Appendix:</w:t>
-      </w:r>
-    </w:p>
-    <w:p>
-      <w:r>
-        <w:t>Appendix — Methods and Caveats</w:t>
-        <w:br/>
-        <w:br/>
-        <w:t>Method: The report uses Symphony case exports merged with SLA durations on case number. Date parsing assumes day-first format. Time-to-resolution (TTR) is calculated as Resolved Date minus Created Date; open age uses the report generation time as reference. Trend classification used keyword matching against templates/Trends.txt with three additional authorised categories added during processing.</w:t>
-        <w:br/>
-        <w:br/>
-        <w:t>Caveats: The merge preserved all cases from the primary case export and aligned SLA seconds where available; some cases lack SLA rows and some descriptions contain embedded line breaks which may affect automated token matching. 52 cases remain unclassified after automated passes. Durations are shown as "[DD] days, [HH] hrs, [MI] mins" with zero components suppressed.</w:t>
-        <w:br/>
-        <w:br/>
-        <w:t>Privacy: No patient-identifiable data is included in outputs. Aggregate metrics only.</w:t>
-        <w:br/>
-        <w:br/>
-        <w:t>If you require changes to classification rules, date range, or unresolved definition, request a rerun with updated parameters.</w:t>
       </w:r>
     </w:p>
     <w:sectPr>
